--- a/informe/informe-final.docx
+++ b/informe/informe-final.docx
@@ -3954,7 +3954,119 @@
           <w:b w:val="0"/>
           <w:i w:val="0"/>
         </w:rPr>
-        <w:t>. Un modelo con pAUC 0,10 no está "a la mitad": está al 44% del recorrido entre el azar y el clasificador perfecto. Por eso todos los resultados se expresan también como porcentaje de ese recorrido.</w:t>
+        <w:t>. Un modelo con pAUC 0,10 no está "a la mitad" de nada.</w:t>
+      </w:r>
+    </w:p>
+    <w:p>
+      <w:pPr>
+        <w:jc w:val="both"/>
+      </w:pPr>
+      <w:r>
+        <w:rPr>
+          <w:b w:val="0"/>
+          <w:i w:val="0"/>
+        </w:rPr>
+        <w:t xml:space="preserve">Para leerlos sin ese espejismo, todos los resultados se acompañan de su </w:t>
+      </w:r>
+      <w:r>
+        <w:rPr>
+          <w:b/>
+          <w:i w:val="0"/>
+        </w:rPr>
+        <w:t>posición en la escala</w:t>
+      </w:r>
+      <w:r>
+        <w:rPr>
+          <w:b w:val="0"/>
+          <w:i w:val="0"/>
+        </w:rPr>
+        <w:t xml:space="preserve">: el mismo pAUC reexpresado en una escala donde </w:t>
+      </w:r>
+      <w:r>
+        <w:rPr>
+          <w:b/>
+          <w:i w:val="0"/>
+        </w:rPr>
+        <w:t>0 es el azar y 1 el clasificador perfecto</w:t>
+      </w:r>
+      <w:r>
+        <w:rPr>
+          <w:b w:val="0"/>
+          <w:i w:val="0"/>
+        </w:rPr>
+        <w:t xml:space="preserve">, es decir </w:t>
+      </w:r>
+      <w:r>
+        <w:rPr>
+          <w:rFonts w:ascii="Menlo" w:hAnsi="Menlo"/>
+          <w:b w:val="0"/>
+          <w:i w:val="0"/>
+          <w:sz w:val="19"/>
+        </w:rPr>
+        <w:t>(pAUC − 0,02) / (0,2 − 0,02)</w:t>
+      </w:r>
+      <w:r>
+        <w:rPr>
+          <w:b w:val="0"/>
+          <w:i w:val="0"/>
+        </w:rPr>
+        <w:t xml:space="preserve">. No es un porcentaje ni una probabilidad: es dónde cae el modelo dentro del recorrido que la métrica deja disponible. Ese pAUC hipotético de 0,10 queda en la posición 0,44 de esa escala. Una posición </w:t>
+      </w:r>
+      <w:r>
+        <w:rPr>
+          <w:b/>
+          <w:i w:val="0"/>
+        </w:rPr>
+        <w:t>negativa</w:t>
+      </w:r>
+      <w:r>
+        <w:rPr>
+          <w:b w:val="0"/>
+          <w:i w:val="0"/>
+        </w:rPr>
+        <w:t xml:space="preserve"> no es un tramo hacia atrás: significa que el modelo quedó </w:t>
+      </w:r>
+      <w:r>
+        <w:rPr>
+          <w:b w:val="0"/>
+          <w:i/>
+        </w:rPr>
+        <w:t>por debajo del punto de partida</w:t>
+      </w:r>
+      <w:r>
+        <w:rPr>
+          <w:b w:val="0"/>
+          <w:i w:val="0"/>
+        </w:rPr>
+        <w:t>, fuera del recorrido, peor que no tener modelo.</w:t>
+      </w:r>
+    </w:p>
+    <w:p>
+      <w:pPr>
+        <w:jc w:val="both"/>
+      </w:pPr>
+      <w:r>
+        <w:rPr>
+          <w:b w:val="0"/>
+          <w:i w:val="0"/>
+        </w:rPr>
+        <w:t xml:space="preserve">La posición no se calcula en este informe: la emite el propio instrumento, un campo </w:t>
+      </w:r>
+      <w:r>
+        <w:rPr>
+          <w:rFonts w:ascii="Menlo" w:hAnsi="Menlo"/>
+          <w:b w:val="0"/>
+          <w:i w:val="0"/>
+          <w:sz w:val="19"/>
+        </w:rPr>
+        <w:t>posicion_en_escala</w:t>
+      </w:r>
+      <w:r>
+        <w:rPr>
+          <w:b w:val="0"/>
+          <w:i w:val="0"/>
+        </w:rPr>
+        <w:t xml:space="preserve"> por nivel, y aquí se cita tal cual.</w:t>
       </w:r>
     </w:p>
     <w:p>
@@ -4005,7 +4117,7 @@
         </w:tc>
         <w:tc>
           <w:tcPr>
-            <w:tcW w:type="dxa" w:w="2699"/>
+            <w:tcW w:type="dxa" w:w="2976"/>
           </w:tcPr>
           <w:p>
             <w:r>
@@ -4024,7 +4136,7 @@
         </w:tc>
         <w:tc>
           <w:tcPr>
-            <w:tcW w:type="dxa" w:w="1306"/>
+            <w:tcW w:type="dxa" w:w="1440"/>
           </w:tcPr>
           <w:p>
             <w:r>
@@ -4043,7 +4155,7 @@
         </w:tc>
         <w:tc>
           <w:tcPr>
-            <w:tcW w:type="dxa" w:w="1702"/>
+            <w:tcW w:type="dxa" w:w="1877"/>
           </w:tcPr>
           <w:p>
             <w:r>
@@ -4062,7 +4174,7 @@
         </w:tc>
         <w:tc>
           <w:tcPr>
-            <w:tcW w:type="dxa" w:w="2904"/>
+            <w:tcW w:type="dxa" w:w="2318"/>
           </w:tcPr>
           <w:p>
             <w:r>
@@ -4075,7 +4187,7 @@
                 <w:b/>
                 <w:i w:val="0"/>
               </w:rPr>
-              <w:t>% del recorrido azar→perfecto</w:t>
+              <w:t>Posición en la escala</w:t>
             </w:r>
           </w:p>
         </w:tc>
@@ -4098,7 +4210,7 @@
         </w:tc>
         <w:tc>
           <w:tcPr>
-            <w:tcW w:type="dxa" w:w="2699"/>
+            <w:tcW w:type="dxa" w:w="2976"/>
           </w:tcPr>
           <w:p>
             <w:r/>
@@ -4122,7 +4234,7 @@
         </w:tc>
         <w:tc>
           <w:tcPr>
-            <w:tcW w:type="dxa" w:w="1306"/>
+            <w:tcW w:type="dxa" w:w="1440"/>
           </w:tcPr>
           <w:p>
             <w:r/>
@@ -4146,7 +4258,7 @@
         </w:tc>
         <w:tc>
           <w:tcPr>
-            <w:tcW w:type="dxa" w:w="1702"/>
+            <w:tcW w:type="dxa" w:w="1877"/>
           </w:tcPr>
           <w:p>
             <w:r/>
@@ -4170,7 +4282,7 @@
         </w:tc>
         <w:tc>
           <w:tcPr>
-            <w:tcW w:type="dxa" w:w="2904"/>
+            <w:tcW w:type="dxa" w:w="2318"/>
           </w:tcPr>
           <w:p>
             <w:r/>
@@ -4179,7 +4291,7 @@
                 <w:b w:val="0"/>
                 <w:i w:val="0"/>
               </w:rPr>
-              <w:t xml:space="preserve">33,8% </w:t>
+              <w:t xml:space="preserve">0,3383 </w:t>
             </w:r>
             <w:r>
               <w:rPr>
@@ -4211,7 +4323,7 @@
         </w:tc>
         <w:tc>
           <w:tcPr>
-            <w:tcW w:type="dxa" w:w="2699"/>
+            <w:tcW w:type="dxa" w:w="2976"/>
           </w:tcPr>
           <w:p>
             <w:r/>
@@ -4226,7 +4338,7 @@
         </w:tc>
         <w:tc>
           <w:tcPr>
-            <w:tcW w:type="dxa" w:w="1306"/>
+            <w:tcW w:type="dxa" w:w="1440"/>
           </w:tcPr>
           <w:p>
             <w:r/>
@@ -4250,7 +4362,7 @@
         </w:tc>
         <w:tc>
           <w:tcPr>
-            <w:tcW w:type="dxa" w:w="1702"/>
+            <w:tcW w:type="dxa" w:w="1877"/>
           </w:tcPr>
           <w:p>
             <w:r/>
@@ -4274,7 +4386,7 @@
         </w:tc>
         <w:tc>
           <w:tcPr>
-            <w:tcW w:type="dxa" w:w="2904"/>
+            <w:tcW w:type="dxa" w:w="2318"/>
           </w:tcPr>
           <w:p>
             <w:r/>
@@ -4283,7 +4395,7 @@
                 <w:b w:val="0"/>
                 <w:i w:val="0"/>
               </w:rPr>
-              <w:t xml:space="preserve">62,8% </w:t>
+              <w:t xml:space="preserve">0,6283 </w:t>
             </w:r>
             <w:r>
               <w:rPr>
@@ -4315,7 +4427,7 @@
         </w:tc>
         <w:tc>
           <w:tcPr>
-            <w:tcW w:type="dxa" w:w="2699"/>
+            <w:tcW w:type="dxa" w:w="2976"/>
           </w:tcPr>
           <w:p>
             <w:r/>
@@ -4330,7 +4442,7 @@
         </w:tc>
         <w:tc>
           <w:tcPr>
-            <w:tcW w:type="dxa" w:w="1306"/>
+            <w:tcW w:type="dxa" w:w="1440"/>
           </w:tcPr>
           <w:p>
             <w:r/>
@@ -4354,7 +4466,7 @@
         </w:tc>
         <w:tc>
           <w:tcPr>
-            <w:tcW w:type="dxa" w:w="1702"/>
+            <w:tcW w:type="dxa" w:w="1877"/>
           </w:tcPr>
           <w:p>
             <w:r/>
@@ -4378,7 +4490,7 @@
         </w:tc>
         <w:tc>
           <w:tcPr>
-            <w:tcW w:type="dxa" w:w="2904"/>
+            <w:tcW w:type="dxa" w:w="2318"/>
           </w:tcPr>
           <w:p>
             <w:r/>
@@ -4387,7 +4499,7 @@
                 <w:b w:val="0"/>
                 <w:i w:val="0"/>
               </w:rPr>
-              <w:t xml:space="preserve">−10,4% </w:t>
+              <w:t xml:space="preserve">−0,1039 </w:t>
             </w:r>
             <w:r>
               <w:rPr>
@@ -4419,7 +4531,7 @@
         </w:tc>
         <w:tc>
           <w:tcPr>
-            <w:tcW w:type="dxa" w:w="2699"/>
+            <w:tcW w:type="dxa" w:w="2976"/>
           </w:tcPr>
           <w:p>
             <w:r/>
@@ -4434,7 +4546,7 @@
         </w:tc>
         <w:tc>
           <w:tcPr>
-            <w:tcW w:type="dxa" w:w="1306"/>
+            <w:tcW w:type="dxa" w:w="1440"/>
           </w:tcPr>
           <w:p>
             <w:r/>
@@ -4458,7 +4570,7 @@
         </w:tc>
         <w:tc>
           <w:tcPr>
-            <w:tcW w:type="dxa" w:w="1702"/>
+            <w:tcW w:type="dxa" w:w="1877"/>
           </w:tcPr>
           <w:p>
             <w:r/>
@@ -4482,7 +4594,7 @@
         </w:tc>
         <w:tc>
           <w:tcPr>
-            <w:tcW w:type="dxa" w:w="2904"/>
+            <w:tcW w:type="dxa" w:w="2318"/>
           </w:tcPr>
           <w:p>
             <w:r/>
@@ -4491,7 +4603,7 @@
                 <w:b w:val="0"/>
                 <w:i w:val="0"/>
               </w:rPr>
-              <w:t xml:space="preserve">69,5% </w:t>
+              <w:t xml:space="preserve">0,695 </w:t>
             </w:r>
             <w:r>
               <w:rPr>
@@ -4567,7 +4679,7 @@
           <w:b w:val="0"/>
           <w:i w:val="0"/>
         </w:rPr>
-        <w:t xml:space="preserve">, que suena a un predictor razonablemente fuerte. En la métrica del cliente cae al 33,8% del recorrido posible </w:t>
+        <w:t xml:space="preserve">, que suena a un predictor razonablemente fuerte. En la métrica del cliente cae a la posición 0,3383 </w:t>
       </w:r>
       <w:r>
         <w:rPr>
@@ -4609,7 +4721,39 @@
           <w:b w:val="0"/>
           <w:i w:val="0"/>
         </w:rPr>
-        <w:t xml:space="preserve"> Tanto la logística (62,8%) como el boosting balanceado (69,5%) recorren cerca del doble de distancia que la mejor columna sola. Combinar variables aporta algo real, y no era evidente de antemano.</w:t>
+        <w:t xml:space="preserve"> Tanto la logística (0,6283 </w:t>
+      </w:r>
+      <w:r>
+        <w:rPr>
+          <w:rFonts w:ascii="Menlo" w:hAnsi="Menlo"/>
+          <w:b w:val="0"/>
+          <w:i w:val="0"/>
+          <w:sz w:val="19"/>
+        </w:rPr>
+        <w:t>[T40]</w:t>
+      </w:r>
+      <w:r>
+        <w:rPr>
+          <w:b w:val="0"/>
+          <w:i w:val="0"/>
+        </w:rPr>
+        <w:t xml:space="preserve">) como el boosting balanceado (0,695 </w:t>
+      </w:r>
+      <w:r>
+        <w:rPr>
+          <w:rFonts w:ascii="Menlo" w:hAnsi="Menlo"/>
+          <w:b w:val="0"/>
+          <w:i w:val="0"/>
+          <w:sz w:val="19"/>
+        </w:rPr>
+        <w:t>[T45]</w:t>
+      </w:r>
+      <w:r>
+        <w:rPr>
+          <w:b w:val="0"/>
+          <w:i w:val="0"/>
+        </w:rPr>
+        <w:t>) llegan a cerca del doble de la posición que alcanza la mejor columna sola. Combinar variables aporta algo real, y no era evidente de antemano.</w:t>
       </w:r>
     </w:p>
     <w:p>
@@ -4658,7 +4802,21 @@
           <w:b w:val="0"/>
           <w:i w:val="0"/>
         </w:rPr>
-        <w:t xml:space="preserve"> de la métrica. Y el modo de fallo no es el de manual. Uno espera que un modelo sin ajuste de desbalance "prediga siempre negativo" y quede plano. Lo que ocurre es distinto y peor: satura en probabilidad máxima sobre un puñado de casos negativos y los coloca por encima de los positivos reales, arrasando justo la región de sensibilidad alta que la métrica evalúa. Su AUC convencional —medido como diagnóstico auxiliar, no reportado aquí porque no está en </w:t>
+        <w:t xml:space="preserve"> de la métrica. Y el modo de fallo no es el de manual. Uno espera que un modelo sin ajuste de desbalance "prediga siempre negativo" y quede plano. Lo que ocurre es distinto y peor: satura en probabilidad máxima sobre un puñado de casos negativos y los coloca por encima de los positivos reales, arrasando justo la región de sensibilidad alta que la métrica evalúa. Su AUC convencional es </w:t>
+      </w:r>
+      <w:r>
+        <w:rPr>
+          <w:b/>
+          <w:i w:val="0"/>
+        </w:rPr>
+        <w:t>0,6159</w:t>
+      </w:r>
+      <w:r>
+        <w:rPr>
+          <w:b w:val="0"/>
+          <w:i w:val="0"/>
+        </w:rPr>
+        <w:t xml:space="preserve"> </w:t>
       </w:r>
       <w:r>
         <w:rPr>
@@ -4667,14 +4825,30 @@
           <w:i w:val="0"/>
           <w:sz w:val="19"/>
         </w:rPr>
-        <w:t>outputs/</w:t>
-      </w:r>
-      <w:r>
-        <w:rPr>
-          <w:b w:val="0"/>
-          <w:i w:val="0"/>
-        </w:rPr>
-        <w:t xml:space="preserve"> y este informe no cita cifras sin respaldo— sugería un desempeño mediocre pero nada alarmante.</w:t>
+        <w:t>[T59]</w:t>
+      </w:r>
+      <w:r>
+        <w:rPr>
+          <w:b w:val="0"/>
+          <w:i w:val="0"/>
+        </w:rPr>
+        <w:t xml:space="preserve">: mediocre, pero por encima del azar de esa escala </w:t>
+      </w:r>
+      <w:r>
+        <w:rPr>
+          <w:rFonts w:ascii="Menlo" w:hAnsi="Menlo"/>
+          <w:b w:val="0"/>
+          <w:i w:val="0"/>
+          <w:sz w:val="19"/>
+        </w:rPr>
+        <w:t>[T62]</w:t>
+      </w:r>
+      <w:r>
+        <w:rPr>
+          <w:b w:val="0"/>
+          <w:i w:val="0"/>
+        </w:rPr>
+        <w:t>. Sobre exactamente las mismas predicciones, las dos métricas no discrepan en el margen sino en el veredicto —una deja al modelo por encima de su azar y la otra por debajo del suyo—, y esa discrepancia es el hallazgo, no un detalle de presentación.</w:t>
       </w:r>
     </w:p>
     <w:p>
@@ -4714,14 +4888,14 @@
           <w:b/>
           <w:i w:val="0"/>
         </w:rPr>
-        <w:t>La estabilidad discrimina más que la media.</w:t>
-      </w:r>
-      <w:r>
-        <w:rPr>
-          <w:b w:val="0"/>
-          <w:i w:val="0"/>
-        </w:rPr>
-        <w:t xml:space="preserve"> El nivel 2b no solo tiene mejor media que el nivel 1 (0,1451 frente a 0,1331) sino que es </w:t>
+        <w:t>La estabilidad parecía discriminar más que la media. No era así, y conviene ver por qué.</w:t>
+      </w:r>
+      <w:r>
+        <w:rPr>
+          <w:b w:val="0"/>
+          <w:i w:val="0"/>
+        </w:rPr>
+        <w:t xml:space="preserve"> Sobre esta partición el nivel 2b no solo tiene mejor media que el nivel 1 (0,1451 frente a 0,1331) sino que es </w:t>
       </w:r>
       <w:r>
         <w:rPr>
@@ -4767,7 +4941,7 @@
           <w:b w:val="0"/>
           <w:i w:val="0"/>
         </w:rPr>
-        <w:t>.</w:t>
+        <w:t>. Una versión anterior de esta sección convertía ese contraste en el argumento más fuerte a favor de 2b: un modelo cuyo desempeño depende menos de qué pacientes cayeron en validación es preferible ante datos nuevos, y ese argumento no descansaba en la diferencia de medias, que ya se sabía frágil.</w:t>
       </w:r>
     </w:p>
     <w:p>
@@ -4776,10 +4950,107 @@
       </w:pPr>
       <w:r>
         <w:rPr>
-          <w:b w:val="0"/>
-          <w:i w:val="0"/>
-        </w:rPr>
-        <w:t xml:space="preserve">Y aquí el consultor debe frenar en vez de rematar: </w:t>
+          <w:b/>
+          <w:i w:val="0"/>
+        </w:rPr>
+        <w:t>La validación cruzada repetida lo desmintió.</w:t>
+      </w:r>
+      <w:r>
+        <w:rPr>
+          <w:b w:val="0"/>
+          <w:i w:val="0"/>
+        </w:rPr>
+        <w:t xml:space="preserve"> Al repetir el mismo esquema con diez semillas en vez de una </w:t>
+      </w:r>
+      <w:r>
+        <w:rPr>
+          <w:rFonts w:ascii="Menlo" w:hAnsi="Menlo"/>
+          <w:b w:val="0"/>
+          <w:i w:val="0"/>
+          <w:sz w:val="19"/>
+        </w:rPr>
+        <w:t>[T50]</w:t>
+      </w:r>
+      <w:r>
+        <w:rPr>
+          <w:b w:val="0"/>
+          <w:i w:val="0"/>
+        </w:rPr>
+        <w:t xml:space="preserve">, el orden se invierte: la desviación entre folds del nivel 2b sube a ±0,0142 </w:t>
+      </w:r>
+      <w:r>
+        <w:rPr>
+          <w:rFonts w:ascii="Menlo" w:hAnsi="Menlo"/>
+          <w:b w:val="0"/>
+          <w:i w:val="0"/>
+          <w:sz w:val="19"/>
+        </w:rPr>
+        <w:t>[T52]</w:t>
+      </w:r>
+      <w:r>
+        <w:rPr>
+          <w:b w:val="0"/>
+          <w:i w:val="0"/>
+        </w:rPr>
+        <w:t xml:space="preserve"> y la del nivel 1 baja a ±0,012 </w:t>
+      </w:r>
+      <w:r>
+        <w:rPr>
+          <w:rFonts w:ascii="Menlo" w:hAnsi="Menlo"/>
+          <w:b w:val="0"/>
+          <w:i w:val="0"/>
+          <w:sz w:val="19"/>
+        </w:rPr>
+        <w:t>[T51]</w:t>
+      </w:r>
+      <w:r>
+        <w:rPr>
+          <w:b w:val="0"/>
+          <w:i w:val="0"/>
+        </w:rPr>
+        <w:t xml:space="preserve">. El menos estable de los dos pasa a ser 2b. Lo que se había leído como una propiedad del modelo era una propiedad de la semilla 42 </w:t>
+      </w:r>
+      <w:r>
+        <w:rPr>
+          <w:rFonts w:ascii="Menlo" w:hAnsi="Menlo"/>
+          <w:b w:val="0"/>
+          <w:i w:val="0"/>
+          <w:sz w:val="19"/>
+        </w:rPr>
+        <w:t>[T18b]</w:t>
+      </w:r>
+      <w:r>
+        <w:rPr>
+          <w:b w:val="0"/>
+          <w:i w:val="0"/>
+        </w:rPr>
+        <w:t xml:space="preserve">: una sola partición es una muestra de tamaño uno en el espacio de particiones, y no distingue entre las dos cosas. </w:t>
+      </w:r>
+      <w:r>
+        <w:rPr>
+          <w:b/>
+          <w:i w:val="0"/>
+        </w:rPr>
+        <w:t>El argumento de estabilidad queda retirado.</w:t>
+      </w:r>
+      <w:r>
+        <w:rPr>
+          <w:b w:val="0"/>
+          <w:i w:val="0"/>
+        </w:rPr>
+        <w:t xml:space="preserve"> No se ajusta la cifra y se sigue adelante con la misma conclusión: se retira el argumento entero, porque el defecto no estaba en el número sino en lo que se pretendía deducir de él.</w:t>
+      </w:r>
+    </w:p>
+    <w:p>
+      <w:pPr>
+        <w:jc w:val="both"/>
+      </w:pPr>
+      <w:r>
+        <w:rPr>
+          <w:b w:val="0"/>
+          <w:i w:val="0"/>
+        </w:rPr>
+        <w:t xml:space="preserve">Y el freno que sí sigue en pie: </w:t>
       </w:r>
       <w:r>
         <w:rPr>
@@ -5417,7 +5688,7 @@
           <w:b w:val="0"/>
           <w:i w:val="0"/>
         </w:rPr>
-        <w:t xml:space="preserve">Queda una asimetría real y que sí se sostiene: 2b es sensiblemente </w:t>
+        <w:t xml:space="preserve">Sobre esta partición queda una asimetría que parece real: 2b es sensiblemente </w:t>
       </w:r>
       <w:r>
         <w:rPr>
@@ -5463,7 +5734,21 @@
           <w:b w:val="0"/>
           <w:i w:val="0"/>
         </w:rPr>
-        <w:t>—, y su peor fold (0,1385) es mejor que los dos peores del nivel 1 (0,1142 y 0,1184). Un modelo cuyo desempeño depende menos de qué pacientes cayeron en validación es preferible ante datos nuevos, y ese argumento no descansa en la diferencia de medias.</w:t>
+        <w:t xml:space="preserve">—, y su peor fold (0,1385) es mejor que los dos peores del nivel 1 (0,1142 y 0,1184). </w:t>
+      </w:r>
+      <w:r>
+        <w:rPr>
+          <w:b/>
+          <w:i w:val="0"/>
+        </w:rPr>
+        <w:t>Esa asimetría no sobrevive a la repetición</w:t>
+      </w:r>
+      <w:r>
+        <w:rPr>
+          <w:b w:val="0"/>
+          <w:i w:val="0"/>
+        </w:rPr>
+        <w:t xml:space="preserve"> y no debe usarse como argumento de reserva a favor de 2b: con diez semillas el más disperso es 2b (sección 7.3).</w:t>
       </w:r>
     </w:p>
     <w:p>
@@ -5498,7 +5783,335 @@
           <w:b w:val="0"/>
           <w:i w:val="0"/>
         </w:rPr>
-        <w:t>, el diseño no tiene resolución para sostenerlo. Cuantificar la incertidumbre como es debido —remuestreo a nivel de paciente, o un número mayor de repeticiones de la validación cruzada— queda fuera del alcance de este trabajo y se declara como tal.</w:t>
+        <w:t>, el diseño no tiene resolución para sostenerlo.</w:t>
+      </w:r>
+    </w:p>
+    <w:p>
+      <w:pPr>
+        <w:pStyle w:val="Heading2"/>
+      </w:pPr>
+      <w:r>
+        <w:rPr>
+          <w:b w:val="0"/>
+          <w:i w:val="0"/>
+        </w:rPr>
+        <w:t>7.5 Validación cruzada repetida: la medición que zanja la comparación</w:t>
+      </w:r>
+    </w:p>
+    <w:p>
+      <w:pPr>
+        <w:jc w:val="both"/>
+      </w:pPr>
+      <w:r>
+        <w:rPr>
+          <w:b w:val="0"/>
+          <w:i w:val="0"/>
+        </w:rPr>
+        <w:t xml:space="preserve">Una versión anterior de la sección 7.4 cerraba declarando fuera de alcance justo lo que hacía falta —repetir la validación cruzada un número mayor de veces— y esa deuda se saldó después: el instrumento </w:t>
+      </w:r>
+      <w:r>
+        <w:rPr>
+          <w:rFonts w:ascii="Menlo" w:hAnsi="Menlo"/>
+          <w:b w:val="0"/>
+          <w:i w:val="0"/>
+          <w:sz w:val="19"/>
+        </w:rPr>
+        <w:t>modelado-baseline</w:t>
+      </w:r>
+      <w:r>
+        <w:rPr>
+          <w:b w:val="0"/>
+          <w:i w:val="0"/>
+        </w:rPr>
+        <w:t xml:space="preserve"> se extendió con un segundo script que corre el mismo esquema con </w:t>
+      </w:r>
+      <w:r>
+        <w:rPr>
+          <w:b/>
+          <w:i w:val="0"/>
+        </w:rPr>
+        <w:t>diez semillas de partición</w:t>
+      </w:r>
+      <w:r>
+        <w:rPr>
+          <w:b w:val="0"/>
+          <w:i w:val="0"/>
+        </w:rPr>
+        <w:t xml:space="preserve"> en vez de una, cinco folds cada una </w:t>
+      </w:r>
+      <w:r>
+        <w:rPr>
+          <w:rFonts w:ascii="Menlo" w:hAnsi="Menlo"/>
+          <w:b w:val="0"/>
+          <w:i w:val="0"/>
+          <w:sz w:val="19"/>
+        </w:rPr>
+        <w:t>[T50]</w:t>
+      </w:r>
+      <w:r>
+        <w:rPr>
+          <w:b w:val="0"/>
+          <w:i w:val="0"/>
+        </w:rPr>
+        <w:t>. Es la medición más fuerte que existe en este proyecto sobre la comparación entre 2b y el nivel 1, y cambia dos cosas.</w:t>
+      </w:r>
+    </w:p>
+    <w:p>
+      <w:pPr>
+        <w:jc w:val="both"/>
+      </w:pPr>
+      <w:r>
+        <w:rPr>
+          <w:b/>
+          <w:i w:val="0"/>
+        </w:rPr>
+        <w:t>Lo que cambia.</w:t>
+      </w:r>
+      <w:r>
+        <w:rPr>
+          <w:b w:val="0"/>
+          <w:i w:val="0"/>
+        </w:rPr>
+        <w:t xml:space="preserve"> El argumento de estabilidad se cae (sección 7.3). Las medias globales quedan en 0,131 para el nivel 1 y 0,1435 para 2b </w:t>
+      </w:r>
+      <w:r>
+        <w:rPr>
+          <w:rFonts w:ascii="Menlo" w:hAnsi="Menlo"/>
+          <w:b w:val="0"/>
+          <w:i w:val="0"/>
+          <w:sz w:val="19"/>
+        </w:rPr>
+        <w:t>[T53]</w:t>
+      </w:r>
+      <w:r>
+        <w:rPr>
+          <w:b w:val="0"/>
+          <w:i w:val="0"/>
+        </w:rPr>
+        <w:t xml:space="preserve">, muy cerca de lo medido sobre una sola partición, de modo que la ventaja </w:t>
+      </w:r>
+      <w:r>
+        <w:rPr>
+          <w:b w:val="0"/>
+          <w:i/>
+        </w:rPr>
+        <w:t>en dirección</w:t>
+      </w:r>
+      <w:r>
+        <w:rPr>
+          <w:b w:val="0"/>
+          <w:i w:val="0"/>
+        </w:rPr>
+        <w:t xml:space="preserve"> no era un artefacto de la semilla.</w:t>
+      </w:r>
+    </w:p>
+    <w:p>
+      <w:pPr>
+        <w:jc w:val="both"/>
+      </w:pPr>
+      <w:r>
+        <w:rPr>
+          <w:b/>
+          <w:i w:val="0"/>
+        </w:rPr>
+        <w:t>Lo que no cambia.</w:t>
+      </w:r>
+      <w:r>
+        <w:rPr>
+          <w:b w:val="0"/>
+          <w:i w:val="0"/>
+        </w:rPr>
+        <w:t xml:space="preserve"> La ventaja sigue sin poder afirmarse como magnitud. 2b gana en </w:t>
+      </w:r>
+      <w:r>
+        <w:rPr>
+          <w:b/>
+          <w:i w:val="0"/>
+        </w:rPr>
+        <w:t>40 de 50</w:t>
+      </w:r>
+      <w:r>
+        <w:rPr>
+          <w:b w:val="0"/>
+          <w:i w:val="0"/>
+        </w:rPr>
+        <w:t xml:space="preserve"> folds </w:t>
+      </w:r>
+      <w:r>
+        <w:rPr>
+          <w:rFonts w:ascii="Menlo" w:hAnsi="Menlo"/>
+          <w:b w:val="0"/>
+          <w:i w:val="0"/>
+          <w:sz w:val="19"/>
+        </w:rPr>
+        <w:t>[T54]</w:t>
+      </w:r>
+      <w:r>
+        <w:rPr>
+          <w:b w:val="0"/>
+          <w:i w:val="0"/>
+        </w:rPr>
+        <w:t xml:space="preserve"> y en </w:t>
+      </w:r>
+      <w:r>
+        <w:rPr>
+          <w:b/>
+          <w:i w:val="0"/>
+        </w:rPr>
+        <w:t>10 de 10</w:t>
+      </w:r>
+      <w:r>
+        <w:rPr>
+          <w:b w:val="0"/>
+          <w:i w:val="0"/>
+        </w:rPr>
+        <w:t xml:space="preserve"> semillas </w:t>
+      </w:r>
+      <w:r>
+        <w:rPr>
+          <w:rFonts w:ascii="Menlo" w:hAnsi="Menlo"/>
+          <w:b w:val="0"/>
+          <w:i w:val="0"/>
+          <w:sz w:val="19"/>
+        </w:rPr>
+        <w:t>[T55]</w:t>
+      </w:r>
+      <w:r>
+        <w:rPr>
+          <w:b w:val="0"/>
+          <w:i w:val="0"/>
+        </w:rPr>
+        <w:t xml:space="preserve">, con una diferencia media de 0,0125 y una desviación de 0,0136 </w:t>
+      </w:r>
+      <w:r>
+        <w:rPr>
+          <w:rFonts w:ascii="Menlo" w:hAnsi="Menlo"/>
+          <w:b w:val="0"/>
+          <w:i w:val="0"/>
+          <w:sz w:val="19"/>
+        </w:rPr>
+        <w:t>[T56]</w:t>
+      </w:r>
+      <w:r>
+        <w:rPr>
+          <w:b w:val="0"/>
+          <w:i w:val="0"/>
+        </w:rPr>
+        <w:t xml:space="preserve"> —la dispersión vuelve a exceder al efecto—. El intervalo </w:t>
+      </w:r>
+      <w:r>
+        <w:rPr>
+          <w:b w:val="0"/>
+          <w:i/>
+        </w:rPr>
+        <w:t>t</w:t>
+      </w:r>
+      <w:r>
+        <w:rPr>
+          <w:b w:val="0"/>
+          <w:i w:val="0"/>
+        </w:rPr>
+        <w:t xml:space="preserve"> ingenuo sobre esas 50 diferencias va de 0,0087 a 0,0164 </w:t>
+      </w:r>
+      <w:r>
+        <w:rPr>
+          <w:rFonts w:ascii="Menlo" w:hAnsi="Menlo"/>
+          <w:b w:val="0"/>
+          <w:i w:val="0"/>
+          <w:sz w:val="19"/>
+        </w:rPr>
+        <w:t>[T57]</w:t>
+      </w:r>
+      <w:r>
+        <w:rPr>
+          <w:b w:val="0"/>
+          <w:i w:val="0"/>
+        </w:rPr>
+        <w:t xml:space="preserve"> y </w:t>
+      </w:r>
+      <w:r>
+        <w:rPr>
+          <w:b/>
+          <w:i w:val="0"/>
+        </w:rPr>
+        <w:t>excluye</w:t>
+      </w:r>
+      <w:r>
+        <w:rPr>
+          <w:b w:val="0"/>
+          <w:i w:val="0"/>
+        </w:rPr>
+        <w:t xml:space="preserve"> el cero, pero ese intervalo no es válido aquí: supone que las 50 diferencias son independientes, y no lo son, porque los conjuntos de entrenamiento se solapan entre folds de una misma semilla. Repetir con distintas semillas elimina la dependencia de </w:t>
+      </w:r>
+      <w:r>
+        <w:rPr>
+          <w:b w:val="0"/>
+          <w:i/>
+        </w:rPr>
+        <w:t>una</w:t>
+      </w:r>
+      <w:r>
+        <w:rPr>
+          <w:b w:val="0"/>
+          <w:i w:val="0"/>
+        </w:rPr>
+        <w:t xml:space="preserve"> asignación concreta de folds, no el solape dentro de cada una.</w:t>
+      </w:r>
+    </w:p>
+    <w:p>
+      <w:pPr>
+        <w:jc w:val="both"/>
+      </w:pPr>
+      <w:r>
+        <w:rPr>
+          <w:b w:val="0"/>
+          <w:i w:val="0"/>
+        </w:rPr>
+        <w:t xml:space="preserve">Corregido ese solape con el ajuste de varianza de Nadeau y Bengio, el intervalo al 95% va de </w:t>
+      </w:r>
+      <w:r>
+        <w:rPr>
+          <w:b/>
+          <w:i w:val="0"/>
+        </w:rPr>
+        <w:t>−0,0017 a 0,0268</w:t>
+      </w:r>
+      <w:r>
+        <w:rPr>
+          <w:b w:val="0"/>
+          <w:i w:val="0"/>
+        </w:rPr>
+        <w:t xml:space="preserve"> </w:t>
+      </w:r>
+      <w:r>
+        <w:rPr>
+          <w:rFonts w:ascii="Menlo" w:hAnsi="Menlo"/>
+          <w:b w:val="0"/>
+          <w:i w:val="0"/>
+          <w:sz w:val="19"/>
+        </w:rPr>
+        <w:t>[T58]</w:t>
+      </w:r>
+      <w:r>
+        <w:rPr>
+          <w:b w:val="0"/>
+          <w:i w:val="0"/>
+        </w:rPr>
+        <w:t xml:space="preserve">: contiene el cero, por poco y por el lado esperable. La conclusión defendible es por tanto la incómoda: </w:t>
+      </w:r>
+      <w:r>
+        <w:rPr>
+          <w:b/>
+          <w:i w:val="0"/>
+        </w:rPr>
+        <w:t>la dirección del efecto es consistente hasta ser casi monótona, y su magnitud sigue sin ser distinguible de cero.</w:t>
+      </w:r>
+      <w:r>
+        <w:rPr>
+          <w:b w:val="0"/>
+          <w:i w:val="0"/>
+        </w:rPr>
+        <w:t xml:space="preserve"> Reportar el intervalo ingenuo habría convertido la misma medición en un resultado positivo; la diferencia entre uno y otro no es estadística fina, es qué se le dice al cliente.</w:t>
       </w:r>
     </w:p>
     <w:p>
@@ -5848,7 +6461,7 @@
           <w:b w:val="0"/>
           <w:i w:val="0"/>
         </w:rPr>
-        <w:t xml:space="preserve"> Los modelos combinados alcanzan entre el 62,8% </w:t>
+        <w:t xml:space="preserve"> Los modelos combinados alcanzan posiciones de entre 0,6283 </w:t>
       </w:r>
       <w:r>
         <w:rPr>
@@ -5864,7 +6477,7 @@
           <w:b w:val="0"/>
           <w:i w:val="0"/>
         </w:rPr>
-        <w:t xml:space="preserve"> y el 69,5% </w:t>
+        <w:t xml:space="preserve"> y 0,695 </w:t>
       </w:r>
       <w:r>
         <w:rPr>
@@ -5880,7 +6493,7 @@
           <w:b w:val="0"/>
           <w:i w:val="0"/>
         </w:rPr>
-        <w:t xml:space="preserve"> del recorrido entre el azar y el clasificador perfecto, frente al 33,8% </w:t>
+        <w:t xml:space="preserve"> en la escala que va de 0 en el azar a 1 en el clasificador perfecto, frente a 0,3383 </w:t>
       </w:r>
       <w:r>
         <w:rPr>
@@ -5962,7 +6575,7 @@
           <w:b w:val="0"/>
           <w:i w:val="0"/>
         </w:rPr>
-        <w:t xml:space="preserve"> La comparación pareada por fold —la forma correcta de hacerla, porque ambos se evaluaron sobre los mismos folds— lo deja claro: 2b gana en </w:t>
+        <w:t xml:space="preserve"> La comparación pareada por fold —la forma correcta de hacerla, porque ambos se evaluaron sobre los mismos folds— ya lo dejaba en duda sobre una partición: 2b gana en </w:t>
       </w:r>
       <w:r>
         <w:rPr>
@@ -6008,7 +6621,161 @@
           <w:b w:val="0"/>
           <w:i w:val="0"/>
         </w:rPr>
-        <w:t>, la desviación de las diferencias (0,0160) supera a su media (0,0120), y el intervalo contiene el cero (sección 7.4). La estabilidad sí favorece a 2b, pero eso es un argumento distinto del de superioridad en media.</w:t>
+        <w:t xml:space="preserve">, la desviación de las diferencias (0,0160) supera a su media (0,0120), y el intervalo contiene el cero (sección 7.4). La validación cruzada repetida con diez semillas </w:t>
+      </w:r>
+      <w:r>
+        <w:rPr>
+          <w:rFonts w:ascii="Menlo" w:hAnsi="Menlo"/>
+          <w:b w:val="0"/>
+          <w:i w:val="0"/>
+          <w:sz w:val="19"/>
+        </w:rPr>
+        <w:t>[T50]</w:t>
+      </w:r>
+      <w:r>
+        <w:rPr>
+          <w:b w:val="0"/>
+          <w:i w:val="0"/>
+        </w:rPr>
+        <w:t xml:space="preserve"> —la medición más fuerte que existe sobre esta comparación— lo confirma y lo precisa: 2b gana en dirección de forma casi monótona, </w:t>
+      </w:r>
+      <w:r>
+        <w:rPr>
+          <w:b/>
+          <w:i w:val="0"/>
+        </w:rPr>
+        <w:t>40 de 50</w:t>
+      </w:r>
+      <w:r>
+        <w:rPr>
+          <w:b w:val="0"/>
+          <w:i w:val="0"/>
+        </w:rPr>
+        <w:t xml:space="preserve"> folds </w:t>
+      </w:r>
+      <w:r>
+        <w:rPr>
+          <w:rFonts w:ascii="Menlo" w:hAnsi="Menlo"/>
+          <w:b w:val="0"/>
+          <w:i w:val="0"/>
+          <w:sz w:val="19"/>
+        </w:rPr>
+        <w:t>[T54]</w:t>
+      </w:r>
+      <w:r>
+        <w:rPr>
+          <w:b w:val="0"/>
+          <w:i w:val="0"/>
+        </w:rPr>
+        <w:t xml:space="preserve"> y </w:t>
+      </w:r>
+      <w:r>
+        <w:rPr>
+          <w:b/>
+          <w:i w:val="0"/>
+        </w:rPr>
+        <w:t>10 de 10</w:t>
+      </w:r>
+      <w:r>
+        <w:rPr>
+          <w:b w:val="0"/>
+          <w:i w:val="0"/>
+        </w:rPr>
+        <w:t xml:space="preserve"> semillas </w:t>
+      </w:r>
+      <w:r>
+        <w:rPr>
+          <w:rFonts w:ascii="Menlo" w:hAnsi="Menlo"/>
+          <w:b w:val="0"/>
+          <w:i w:val="0"/>
+          <w:sz w:val="19"/>
+        </w:rPr>
+        <w:t>[T55]</w:t>
+      </w:r>
+      <w:r>
+        <w:rPr>
+          <w:b w:val="0"/>
+          <w:i w:val="0"/>
+        </w:rPr>
+        <w:t xml:space="preserve">, con una diferencia media de 0,0125 </w:t>
+      </w:r>
+      <w:r>
+        <w:rPr>
+          <w:rFonts w:ascii="Menlo" w:hAnsi="Menlo"/>
+          <w:b w:val="0"/>
+          <w:i w:val="0"/>
+          <w:sz w:val="19"/>
+        </w:rPr>
+        <w:t>[T56]</w:t>
+      </w:r>
+      <w:r>
+        <w:rPr>
+          <w:b w:val="0"/>
+          <w:i w:val="0"/>
+        </w:rPr>
+        <w:t xml:space="preserve">; pero el intervalo al 95% corregido por el solape entre folds va de </w:t>
+      </w:r>
+      <w:r>
+        <w:rPr>
+          <w:b/>
+          <w:i w:val="0"/>
+        </w:rPr>
+        <w:t>−0,0017 a 0,0268</w:t>
+      </w:r>
+      <w:r>
+        <w:rPr>
+          <w:b w:val="0"/>
+          <w:i w:val="0"/>
+        </w:rPr>
+        <w:t xml:space="preserve"> </w:t>
+      </w:r>
+      <w:r>
+        <w:rPr>
+          <w:rFonts w:ascii="Menlo" w:hAnsi="Menlo"/>
+          <w:b w:val="0"/>
+          <w:i w:val="0"/>
+          <w:sz w:val="19"/>
+        </w:rPr>
+        <w:t>[T58]</w:t>
+      </w:r>
+      <w:r>
+        <w:rPr>
+          <w:b w:val="0"/>
+          <w:i w:val="0"/>
+        </w:rPr>
+        <w:t xml:space="preserve"> y sigue conteniendo el cero (sección 7.5). Dirección sí; magnitud no. Y la estabilidad ya no sirve como argumento de reserva: bajo repetición el modelo más disperso es 2b </w:t>
+      </w:r>
+      <w:r>
+        <w:rPr>
+          <w:rFonts w:ascii="Menlo" w:hAnsi="Menlo"/>
+          <w:b w:val="0"/>
+          <w:i w:val="0"/>
+          <w:sz w:val="19"/>
+        </w:rPr>
+        <w:t>[T52]</w:t>
+      </w:r>
+      <w:r>
+        <w:rPr>
+          <w:b w:val="0"/>
+          <w:i w:val="0"/>
+        </w:rPr>
+        <w:t xml:space="preserve"> </w:t>
+      </w:r>
+      <w:r>
+        <w:rPr>
+          <w:rFonts w:ascii="Menlo" w:hAnsi="Menlo"/>
+          <w:b w:val="0"/>
+          <w:i w:val="0"/>
+          <w:sz w:val="19"/>
+        </w:rPr>
+        <w:t>[T51]</w:t>
+      </w:r>
+      <w:r>
+        <w:rPr>
+          <w:b w:val="0"/>
+          <w:i w:val="0"/>
+        </w:rPr>
+        <w:t>.</w:t>
       </w:r>
     </w:p>
     <w:p>
@@ -6175,7 +6942,71 @@
           <w:b w:val="0"/>
           <w:i w:val="0"/>
         </w:rPr>
-        <w:t>, no como un hiperparámetro más. El nivel 2a demuestra que omitirlo produce un fallo silencioso bajo métricas convencionales.</w:t>
+        <w:t xml:space="preserve">, no como un hiperparámetro más. El nivel 2a demuestra que omitirlo pone a las dos métricas en desacuerdo sobre las mismas predicciones: su AUC convencional es 0,6159 </w:t>
+      </w:r>
+      <w:r>
+        <w:rPr>
+          <w:rFonts w:ascii="Menlo" w:hAnsi="Menlo"/>
+          <w:b w:val="0"/>
+          <w:i w:val="0"/>
+          <w:sz w:val="19"/>
+        </w:rPr>
+        <w:t>[T59]</w:t>
+      </w:r>
+      <w:r>
+        <w:rPr>
+          <w:b w:val="0"/>
+          <w:i w:val="0"/>
+        </w:rPr>
+        <w:t xml:space="preserve"> —mediocre, pero por encima del azar de esa escala </w:t>
+      </w:r>
+      <w:r>
+        <w:rPr>
+          <w:rFonts w:ascii="Menlo" w:hAnsi="Menlo"/>
+          <w:b w:val="0"/>
+          <w:i w:val="0"/>
+          <w:sz w:val="19"/>
+        </w:rPr>
+        <w:t>[T62]</w:t>
+      </w:r>
+      <w:r>
+        <w:rPr>
+          <w:b w:val="0"/>
+          <w:i w:val="0"/>
+        </w:rPr>
+        <w:t xml:space="preserve">— y su pAUC es 0,0013 </w:t>
+      </w:r>
+      <w:r>
+        <w:rPr>
+          <w:rFonts w:ascii="Menlo" w:hAnsi="Menlo"/>
+          <w:b w:val="0"/>
+          <w:i w:val="0"/>
+          <w:sz w:val="19"/>
+        </w:rPr>
+        <w:t>[T30b]</w:t>
+      </w:r>
+      <w:r>
+        <w:rPr>
+          <w:b w:val="0"/>
+          <w:i w:val="0"/>
+        </w:rPr>
+        <w:t xml:space="preserve">, por debajo del azar de la suya (0,02 </w:t>
+      </w:r>
+      <w:r>
+        <w:rPr>
+          <w:rFonts w:ascii="Menlo" w:hAnsi="Menlo"/>
+          <w:b w:val="0"/>
+          <w:i w:val="0"/>
+          <w:sz w:val="19"/>
+        </w:rPr>
+        <w:t>[T33]</w:t>
+      </w:r>
+      <w:r>
+        <w:rPr>
+          <w:b w:val="0"/>
+          <w:i w:val="0"/>
+        </w:rPr>
+        <w:t>). Quien reporte solo la métrica convencional verá un modelo flojo al que le falta ajuste; quien reporte la del cliente verá uno inservible. El desacuerdo entre las dos es lo que hay que llevar a la reunión, no cualquiera de ellas por separado.</w:t>
       </w:r>
     </w:p>
     <w:p>
@@ -6320,7 +7151,7 @@
         </w:tc>
         <w:tc>
           <w:tcPr>
-            <w:tcW w:type="dxa" w:w="2946"/>
+            <w:tcW w:type="dxa" w:w="3296"/>
           </w:tcPr>
           <w:p>
             <w:r>
@@ -6339,7 +7170,7 @@
         </w:tc>
         <w:tc>
           <w:tcPr>
-            <w:tcW w:type="dxa" w:w="2153"/>
+            <w:tcW w:type="dxa" w:w="2020"/>
           </w:tcPr>
           <w:p>
             <w:r>
@@ -6358,7 +7189,7 @@
         </w:tc>
         <w:tc>
           <w:tcPr>
-            <w:tcW w:type="dxa" w:w="3512"/>
+            <w:tcW w:type="dxa" w:w="3296"/>
           </w:tcPr>
           <w:p>
             <w:r>
@@ -6394,7 +7225,7 @@
         </w:tc>
         <w:tc>
           <w:tcPr>
-            <w:tcW w:type="dxa" w:w="2946"/>
+            <w:tcW w:type="dxa" w:w="3296"/>
           </w:tcPr>
           <w:p>
             <w:r/>
@@ -6409,7 +7240,7 @@
         </w:tc>
         <w:tc>
           <w:tcPr>
-            <w:tcW w:type="dxa" w:w="2153"/>
+            <w:tcW w:type="dxa" w:w="2020"/>
           </w:tcPr>
           <w:p>
             <w:r/>
@@ -6424,7 +7255,7 @@
         </w:tc>
         <w:tc>
           <w:tcPr>
-            <w:tcW w:type="dxa" w:w="3512"/>
+            <w:tcW w:type="dxa" w:w="3296"/>
           </w:tcPr>
           <w:p>
             <w:r/>
@@ -6474,7 +7305,7 @@
         </w:tc>
         <w:tc>
           <w:tcPr>
-            <w:tcW w:type="dxa" w:w="2946"/>
+            <w:tcW w:type="dxa" w:w="3296"/>
           </w:tcPr>
           <w:p>
             <w:r/>
@@ -6489,7 +7320,7 @@
         </w:tc>
         <w:tc>
           <w:tcPr>
-            <w:tcW w:type="dxa" w:w="2153"/>
+            <w:tcW w:type="dxa" w:w="2020"/>
           </w:tcPr>
           <w:p>
             <w:r/>
@@ -6504,7 +7335,7 @@
         </w:tc>
         <w:tc>
           <w:tcPr>
-            <w:tcW w:type="dxa" w:w="3512"/>
+            <w:tcW w:type="dxa" w:w="3296"/>
           </w:tcPr>
           <w:p>
             <w:r/>
@@ -6554,7 +7385,7 @@
         </w:tc>
         <w:tc>
           <w:tcPr>
-            <w:tcW w:type="dxa" w:w="2946"/>
+            <w:tcW w:type="dxa" w:w="3296"/>
           </w:tcPr>
           <w:p>
             <w:r/>
@@ -6569,7 +7400,7 @@
         </w:tc>
         <w:tc>
           <w:tcPr>
-            <w:tcW w:type="dxa" w:w="2153"/>
+            <w:tcW w:type="dxa" w:w="2020"/>
           </w:tcPr>
           <w:p>
             <w:r/>
@@ -6584,7 +7415,7 @@
         </w:tc>
         <w:tc>
           <w:tcPr>
-            <w:tcW w:type="dxa" w:w="3512"/>
+            <w:tcW w:type="dxa" w:w="3296"/>
           </w:tcPr>
           <w:p>
             <w:r/>
@@ -6634,7 +7465,7 @@
         </w:tc>
         <w:tc>
           <w:tcPr>
-            <w:tcW w:type="dxa" w:w="2946"/>
+            <w:tcW w:type="dxa" w:w="3296"/>
           </w:tcPr>
           <w:p>
             <w:r/>
@@ -6649,7 +7480,7 @@
         </w:tc>
         <w:tc>
           <w:tcPr>
-            <w:tcW w:type="dxa" w:w="2153"/>
+            <w:tcW w:type="dxa" w:w="2020"/>
           </w:tcPr>
           <w:p>
             <w:r/>
@@ -6664,7 +7495,7 @@
         </w:tc>
         <w:tc>
           <w:tcPr>
-            <w:tcW w:type="dxa" w:w="3512"/>
+            <w:tcW w:type="dxa" w:w="3296"/>
           </w:tcPr>
           <w:p>
             <w:r/>
@@ -6714,7 +7545,7 @@
         </w:tc>
         <w:tc>
           <w:tcPr>
-            <w:tcW w:type="dxa" w:w="2946"/>
+            <w:tcW w:type="dxa" w:w="3296"/>
           </w:tcPr>
           <w:p>
             <w:r/>
@@ -6729,7 +7560,7 @@
         </w:tc>
         <w:tc>
           <w:tcPr>
-            <w:tcW w:type="dxa" w:w="2153"/>
+            <w:tcW w:type="dxa" w:w="2020"/>
           </w:tcPr>
           <w:p>
             <w:r/>
@@ -6744,7 +7575,7 @@
         </w:tc>
         <w:tc>
           <w:tcPr>
-            <w:tcW w:type="dxa" w:w="3512"/>
+            <w:tcW w:type="dxa" w:w="3296"/>
           </w:tcPr>
           <w:p>
             <w:r/>
@@ -6794,7 +7625,7 @@
         </w:tc>
         <w:tc>
           <w:tcPr>
-            <w:tcW w:type="dxa" w:w="2946"/>
+            <w:tcW w:type="dxa" w:w="3296"/>
           </w:tcPr>
           <w:p>
             <w:r/>
@@ -6809,7 +7640,7 @@
         </w:tc>
         <w:tc>
           <w:tcPr>
-            <w:tcW w:type="dxa" w:w="2153"/>
+            <w:tcW w:type="dxa" w:w="2020"/>
           </w:tcPr>
           <w:p>
             <w:r/>
@@ -6824,7 +7655,7 @@
         </w:tc>
         <w:tc>
           <w:tcPr>
-            <w:tcW w:type="dxa" w:w="3512"/>
+            <w:tcW w:type="dxa" w:w="3296"/>
           </w:tcPr>
           <w:p>
             <w:r/>
@@ -6874,7 +7705,7 @@
         </w:tc>
         <w:tc>
           <w:tcPr>
-            <w:tcW w:type="dxa" w:w="2946"/>
+            <w:tcW w:type="dxa" w:w="3296"/>
           </w:tcPr>
           <w:p>
             <w:r/>
@@ -6889,7 +7720,7 @@
         </w:tc>
         <w:tc>
           <w:tcPr>
-            <w:tcW w:type="dxa" w:w="2153"/>
+            <w:tcW w:type="dxa" w:w="2020"/>
           </w:tcPr>
           <w:p>
             <w:r/>
@@ -6904,7 +7735,7 @@
         </w:tc>
         <w:tc>
           <w:tcPr>
-            <w:tcW w:type="dxa" w:w="3512"/>
+            <w:tcW w:type="dxa" w:w="3296"/>
           </w:tcPr>
           <w:p>
             <w:r/>
@@ -6954,7 +7785,7 @@
         </w:tc>
         <w:tc>
           <w:tcPr>
-            <w:tcW w:type="dxa" w:w="2946"/>
+            <w:tcW w:type="dxa" w:w="3296"/>
           </w:tcPr>
           <w:p>
             <w:r/>
@@ -6969,7 +7800,7 @@
         </w:tc>
         <w:tc>
           <w:tcPr>
-            <w:tcW w:type="dxa" w:w="2153"/>
+            <w:tcW w:type="dxa" w:w="2020"/>
           </w:tcPr>
           <w:p>
             <w:r/>
@@ -6984,7 +7815,7 @@
         </w:tc>
         <w:tc>
           <w:tcPr>
-            <w:tcW w:type="dxa" w:w="3512"/>
+            <w:tcW w:type="dxa" w:w="3296"/>
           </w:tcPr>
           <w:p>
             <w:r/>
@@ -7034,7 +7865,7 @@
         </w:tc>
         <w:tc>
           <w:tcPr>
-            <w:tcW w:type="dxa" w:w="2946"/>
+            <w:tcW w:type="dxa" w:w="3296"/>
           </w:tcPr>
           <w:p>
             <w:r/>
@@ -7049,7 +7880,7 @@
         </w:tc>
         <w:tc>
           <w:tcPr>
-            <w:tcW w:type="dxa" w:w="2153"/>
+            <w:tcW w:type="dxa" w:w="2020"/>
           </w:tcPr>
           <w:p>
             <w:r/>
@@ -7064,7 +7895,7 @@
         </w:tc>
         <w:tc>
           <w:tcPr>
-            <w:tcW w:type="dxa" w:w="3512"/>
+            <w:tcW w:type="dxa" w:w="3296"/>
           </w:tcPr>
           <w:p>
             <w:r/>
@@ -7114,7 +7945,7 @@
         </w:tc>
         <w:tc>
           <w:tcPr>
-            <w:tcW w:type="dxa" w:w="2946"/>
+            <w:tcW w:type="dxa" w:w="3296"/>
           </w:tcPr>
           <w:p>
             <w:r/>
@@ -7129,7 +7960,7 @@
         </w:tc>
         <w:tc>
           <w:tcPr>
-            <w:tcW w:type="dxa" w:w="2153"/>
+            <w:tcW w:type="dxa" w:w="2020"/>
           </w:tcPr>
           <w:p>
             <w:r/>
@@ -7144,7 +7975,7 @@
         </w:tc>
         <w:tc>
           <w:tcPr>
-            <w:tcW w:type="dxa" w:w="3512"/>
+            <w:tcW w:type="dxa" w:w="3296"/>
           </w:tcPr>
           <w:p>
             <w:r/>
@@ -7201,7 +8032,7 @@
         </w:tc>
         <w:tc>
           <w:tcPr>
-            <w:tcW w:type="dxa" w:w="2946"/>
+            <w:tcW w:type="dxa" w:w="3296"/>
           </w:tcPr>
           <w:p>
             <w:r/>
@@ -7216,7 +8047,7 @@
         </w:tc>
         <w:tc>
           <w:tcPr>
-            <w:tcW w:type="dxa" w:w="2153"/>
+            <w:tcW w:type="dxa" w:w="2020"/>
           </w:tcPr>
           <w:p>
             <w:r/>
@@ -7231,7 +8062,7 @@
         </w:tc>
         <w:tc>
           <w:tcPr>
-            <w:tcW w:type="dxa" w:w="3512"/>
+            <w:tcW w:type="dxa" w:w="3296"/>
           </w:tcPr>
           <w:p>
             <w:r/>
@@ -7281,7 +8112,7 @@
         </w:tc>
         <w:tc>
           <w:tcPr>
-            <w:tcW w:type="dxa" w:w="2946"/>
+            <w:tcW w:type="dxa" w:w="3296"/>
           </w:tcPr>
           <w:p>
             <w:r/>
@@ -7305,7 +8136,7 @@
         </w:tc>
         <w:tc>
           <w:tcPr>
-            <w:tcW w:type="dxa" w:w="2153"/>
+            <w:tcW w:type="dxa" w:w="2020"/>
           </w:tcPr>
           <w:p>
             <w:r/>
@@ -7320,7 +8151,7 @@
         </w:tc>
         <w:tc>
           <w:tcPr>
-            <w:tcW w:type="dxa" w:w="3512"/>
+            <w:tcW w:type="dxa" w:w="3296"/>
           </w:tcPr>
           <w:p>
             <w:r/>
@@ -7370,7 +8201,7 @@
         </w:tc>
         <w:tc>
           <w:tcPr>
-            <w:tcW w:type="dxa" w:w="2946"/>
+            <w:tcW w:type="dxa" w:w="3296"/>
           </w:tcPr>
           <w:p>
             <w:r/>
@@ -7394,7 +8225,7 @@
         </w:tc>
         <w:tc>
           <w:tcPr>
-            <w:tcW w:type="dxa" w:w="2153"/>
+            <w:tcW w:type="dxa" w:w="2020"/>
           </w:tcPr>
           <w:p>
             <w:r/>
@@ -7409,7 +8240,7 @@
         </w:tc>
         <w:tc>
           <w:tcPr>
-            <w:tcW w:type="dxa" w:w="3512"/>
+            <w:tcW w:type="dxa" w:w="3296"/>
           </w:tcPr>
           <w:p>
             <w:r/>
@@ -7459,7 +8290,7 @@
         </w:tc>
         <w:tc>
           <w:tcPr>
-            <w:tcW w:type="dxa" w:w="2946"/>
+            <w:tcW w:type="dxa" w:w="3296"/>
           </w:tcPr>
           <w:p>
             <w:r/>
@@ -7483,7 +8314,7 @@
         </w:tc>
         <w:tc>
           <w:tcPr>
-            <w:tcW w:type="dxa" w:w="2153"/>
+            <w:tcW w:type="dxa" w:w="2020"/>
           </w:tcPr>
           <w:p>
             <w:r/>
@@ -7498,7 +8329,7 @@
         </w:tc>
         <w:tc>
           <w:tcPr>
-            <w:tcW w:type="dxa" w:w="3512"/>
+            <w:tcW w:type="dxa" w:w="3296"/>
           </w:tcPr>
           <w:p>
             <w:r/>
@@ -7548,7 +8379,7 @@
         </w:tc>
         <w:tc>
           <w:tcPr>
-            <w:tcW w:type="dxa" w:w="2946"/>
+            <w:tcW w:type="dxa" w:w="3296"/>
           </w:tcPr>
           <w:p>
             <w:r/>
@@ -7563,7 +8394,7 @@
         </w:tc>
         <w:tc>
           <w:tcPr>
-            <w:tcW w:type="dxa" w:w="2153"/>
+            <w:tcW w:type="dxa" w:w="2020"/>
           </w:tcPr>
           <w:p>
             <w:r/>
@@ -7578,7 +8409,7 @@
         </w:tc>
         <w:tc>
           <w:tcPr>
-            <w:tcW w:type="dxa" w:w="3512"/>
+            <w:tcW w:type="dxa" w:w="3296"/>
           </w:tcPr>
           <w:p>
             <w:r/>
@@ -7628,7 +8459,7 @@
         </w:tc>
         <w:tc>
           <w:tcPr>
-            <w:tcW w:type="dxa" w:w="2946"/>
+            <w:tcW w:type="dxa" w:w="3296"/>
           </w:tcPr>
           <w:p>
             <w:r/>
@@ -7643,7 +8474,7 @@
         </w:tc>
         <w:tc>
           <w:tcPr>
-            <w:tcW w:type="dxa" w:w="2153"/>
+            <w:tcW w:type="dxa" w:w="2020"/>
           </w:tcPr>
           <w:p>
             <w:r/>
@@ -7658,7 +8489,7 @@
         </w:tc>
         <w:tc>
           <w:tcPr>
-            <w:tcW w:type="dxa" w:w="3512"/>
+            <w:tcW w:type="dxa" w:w="3296"/>
           </w:tcPr>
           <w:p>
             <w:r/>
@@ -7708,7 +8539,7 @@
         </w:tc>
         <w:tc>
           <w:tcPr>
-            <w:tcW w:type="dxa" w:w="2946"/>
+            <w:tcW w:type="dxa" w:w="3296"/>
           </w:tcPr>
           <w:p>
             <w:r/>
@@ -7723,7 +8554,7 @@
         </w:tc>
         <w:tc>
           <w:tcPr>
-            <w:tcW w:type="dxa" w:w="2153"/>
+            <w:tcW w:type="dxa" w:w="2020"/>
           </w:tcPr>
           <w:p>
             <w:r/>
@@ -7738,7 +8569,7 @@
         </w:tc>
         <w:tc>
           <w:tcPr>
-            <w:tcW w:type="dxa" w:w="3512"/>
+            <w:tcW w:type="dxa" w:w="3296"/>
           </w:tcPr>
           <w:p>
             <w:r/>
@@ -7788,7 +8619,7 @@
         </w:tc>
         <w:tc>
           <w:tcPr>
-            <w:tcW w:type="dxa" w:w="2946"/>
+            <w:tcW w:type="dxa" w:w="3296"/>
           </w:tcPr>
           <w:p>
             <w:r/>
@@ -7803,7 +8634,7 @@
         </w:tc>
         <w:tc>
           <w:tcPr>
-            <w:tcW w:type="dxa" w:w="2153"/>
+            <w:tcW w:type="dxa" w:w="2020"/>
           </w:tcPr>
           <w:p>
             <w:r/>
@@ -7818,7 +8649,7 @@
         </w:tc>
         <w:tc>
           <w:tcPr>
-            <w:tcW w:type="dxa" w:w="3512"/>
+            <w:tcW w:type="dxa" w:w="3296"/>
           </w:tcPr>
           <w:p>
             <w:r/>
@@ -7868,7 +8699,7 @@
         </w:tc>
         <w:tc>
           <w:tcPr>
-            <w:tcW w:type="dxa" w:w="2946"/>
+            <w:tcW w:type="dxa" w:w="3296"/>
           </w:tcPr>
           <w:p>
             <w:r/>
@@ -7883,7 +8714,7 @@
         </w:tc>
         <w:tc>
           <w:tcPr>
-            <w:tcW w:type="dxa" w:w="2153"/>
+            <w:tcW w:type="dxa" w:w="2020"/>
           </w:tcPr>
           <w:p>
             <w:r/>
@@ -7898,7 +8729,7 @@
         </w:tc>
         <w:tc>
           <w:tcPr>
-            <w:tcW w:type="dxa" w:w="3512"/>
+            <w:tcW w:type="dxa" w:w="3296"/>
           </w:tcPr>
           <w:p>
             <w:r/>
@@ -7948,7 +8779,7 @@
         </w:tc>
         <w:tc>
           <w:tcPr>
-            <w:tcW w:type="dxa" w:w="2946"/>
+            <w:tcW w:type="dxa" w:w="3296"/>
           </w:tcPr>
           <w:p>
             <w:r/>
@@ -7963,7 +8794,7 @@
         </w:tc>
         <w:tc>
           <w:tcPr>
-            <w:tcW w:type="dxa" w:w="2153"/>
+            <w:tcW w:type="dxa" w:w="2020"/>
           </w:tcPr>
           <w:p>
             <w:r/>
@@ -7978,7 +8809,7 @@
         </w:tc>
         <w:tc>
           <w:tcPr>
-            <w:tcW w:type="dxa" w:w="3512"/>
+            <w:tcW w:type="dxa" w:w="3296"/>
           </w:tcPr>
           <w:p>
             <w:r/>
@@ -8028,7 +8859,7 @@
         </w:tc>
         <w:tc>
           <w:tcPr>
-            <w:tcW w:type="dxa" w:w="2946"/>
+            <w:tcW w:type="dxa" w:w="3296"/>
           </w:tcPr>
           <w:p>
             <w:r/>
@@ -8043,7 +8874,7 @@
         </w:tc>
         <w:tc>
           <w:tcPr>
-            <w:tcW w:type="dxa" w:w="2153"/>
+            <w:tcW w:type="dxa" w:w="2020"/>
           </w:tcPr>
           <w:p>
             <w:r/>
@@ -8058,7 +8889,7 @@
         </w:tc>
         <w:tc>
           <w:tcPr>
-            <w:tcW w:type="dxa" w:w="3512"/>
+            <w:tcW w:type="dxa" w:w="3296"/>
           </w:tcPr>
           <w:p>
             <w:r/>
@@ -8108,7 +8939,7 @@
         </w:tc>
         <w:tc>
           <w:tcPr>
-            <w:tcW w:type="dxa" w:w="2946"/>
+            <w:tcW w:type="dxa" w:w="3296"/>
           </w:tcPr>
           <w:p>
             <w:r/>
@@ -8123,7 +8954,7 @@
         </w:tc>
         <w:tc>
           <w:tcPr>
-            <w:tcW w:type="dxa" w:w="2153"/>
+            <w:tcW w:type="dxa" w:w="2020"/>
           </w:tcPr>
           <w:p>
             <w:r/>
@@ -8138,7 +8969,7 @@
         </w:tc>
         <w:tc>
           <w:tcPr>
-            <w:tcW w:type="dxa" w:w="3512"/>
+            <w:tcW w:type="dxa" w:w="3296"/>
           </w:tcPr>
           <w:p>
             <w:r/>
@@ -8188,7 +9019,7 @@
         </w:tc>
         <w:tc>
           <w:tcPr>
-            <w:tcW w:type="dxa" w:w="2946"/>
+            <w:tcW w:type="dxa" w:w="3296"/>
           </w:tcPr>
           <w:p>
             <w:r/>
@@ -8203,7 +9034,7 @@
         </w:tc>
         <w:tc>
           <w:tcPr>
-            <w:tcW w:type="dxa" w:w="2153"/>
+            <w:tcW w:type="dxa" w:w="2020"/>
           </w:tcPr>
           <w:p>
             <w:r/>
@@ -8218,7 +9049,7 @@
         </w:tc>
         <w:tc>
           <w:tcPr>
-            <w:tcW w:type="dxa" w:w="3512"/>
+            <w:tcW w:type="dxa" w:w="3296"/>
           </w:tcPr>
           <w:p>
             <w:r/>
@@ -8268,7 +9099,7 @@
         </w:tc>
         <w:tc>
           <w:tcPr>
-            <w:tcW w:type="dxa" w:w="2946"/>
+            <w:tcW w:type="dxa" w:w="3296"/>
           </w:tcPr>
           <w:p>
             <w:r/>
@@ -8283,7 +9114,7 @@
         </w:tc>
         <w:tc>
           <w:tcPr>
-            <w:tcW w:type="dxa" w:w="2153"/>
+            <w:tcW w:type="dxa" w:w="2020"/>
           </w:tcPr>
           <w:p>
             <w:r/>
@@ -8316,7 +9147,7 @@
         </w:tc>
         <w:tc>
           <w:tcPr>
-            <w:tcW w:type="dxa" w:w="3512"/>
+            <w:tcW w:type="dxa" w:w="3296"/>
           </w:tcPr>
           <w:p>
             <w:r/>
@@ -8382,7 +9213,7 @@
         </w:tc>
         <w:tc>
           <w:tcPr>
-            <w:tcW w:type="dxa" w:w="2946"/>
+            <w:tcW w:type="dxa" w:w="3296"/>
           </w:tcPr>
           <w:p>
             <w:r/>
@@ -8397,7 +9228,7 @@
         </w:tc>
         <w:tc>
           <w:tcPr>
-            <w:tcW w:type="dxa" w:w="2153"/>
+            <w:tcW w:type="dxa" w:w="2020"/>
           </w:tcPr>
           <w:p>
             <w:r/>
@@ -8412,7 +9243,7 @@
         </w:tc>
         <w:tc>
           <w:tcPr>
-            <w:tcW w:type="dxa" w:w="3512"/>
+            <w:tcW w:type="dxa" w:w="3296"/>
           </w:tcPr>
           <w:p>
             <w:r/>
@@ -8462,7 +9293,7 @@
         </w:tc>
         <w:tc>
           <w:tcPr>
-            <w:tcW w:type="dxa" w:w="2946"/>
+            <w:tcW w:type="dxa" w:w="3296"/>
           </w:tcPr>
           <w:p>
             <w:r/>
@@ -8477,7 +9308,7 @@
         </w:tc>
         <w:tc>
           <w:tcPr>
-            <w:tcW w:type="dxa" w:w="2153"/>
+            <w:tcW w:type="dxa" w:w="2020"/>
           </w:tcPr>
           <w:p>
             <w:r/>
@@ -8492,7 +9323,7 @@
         </w:tc>
         <w:tc>
           <w:tcPr>
-            <w:tcW w:type="dxa" w:w="3512"/>
+            <w:tcW w:type="dxa" w:w="3296"/>
           </w:tcPr>
           <w:p>
             <w:r/>
@@ -8542,7 +9373,7 @@
         </w:tc>
         <w:tc>
           <w:tcPr>
-            <w:tcW w:type="dxa" w:w="2946"/>
+            <w:tcW w:type="dxa" w:w="3296"/>
           </w:tcPr>
           <w:p>
             <w:r/>
@@ -8566,7 +9397,7 @@
         </w:tc>
         <w:tc>
           <w:tcPr>
-            <w:tcW w:type="dxa" w:w="2153"/>
+            <w:tcW w:type="dxa" w:w="2020"/>
           </w:tcPr>
           <w:p>
             <w:r/>
@@ -8581,7 +9412,7 @@
         </w:tc>
         <w:tc>
           <w:tcPr>
-            <w:tcW w:type="dxa" w:w="3512"/>
+            <w:tcW w:type="dxa" w:w="3296"/>
           </w:tcPr>
           <w:p>
             <w:r/>
@@ -8631,7 +9462,7 @@
         </w:tc>
         <w:tc>
           <w:tcPr>
-            <w:tcW w:type="dxa" w:w="2946"/>
+            <w:tcW w:type="dxa" w:w="3296"/>
           </w:tcPr>
           <w:p>
             <w:r/>
@@ -8655,7 +9486,7 @@
         </w:tc>
         <w:tc>
           <w:tcPr>
-            <w:tcW w:type="dxa" w:w="2153"/>
+            <w:tcW w:type="dxa" w:w="2020"/>
           </w:tcPr>
           <w:p>
             <w:r/>
@@ -8670,7 +9501,7 @@
         </w:tc>
         <w:tc>
           <w:tcPr>
-            <w:tcW w:type="dxa" w:w="3512"/>
+            <w:tcW w:type="dxa" w:w="3296"/>
           </w:tcPr>
           <w:p>
             <w:r/>
@@ -8720,7 +9551,7 @@
         </w:tc>
         <w:tc>
           <w:tcPr>
-            <w:tcW w:type="dxa" w:w="2946"/>
+            <w:tcW w:type="dxa" w:w="3296"/>
           </w:tcPr>
           <w:p>
             <w:r/>
@@ -8744,7 +9575,7 @@
         </w:tc>
         <w:tc>
           <w:tcPr>
-            <w:tcW w:type="dxa" w:w="2153"/>
+            <w:tcW w:type="dxa" w:w="2020"/>
           </w:tcPr>
           <w:p>
             <w:r/>
@@ -8759,7 +9590,7 @@
         </w:tc>
         <w:tc>
           <w:tcPr>
-            <w:tcW w:type="dxa" w:w="3512"/>
+            <w:tcW w:type="dxa" w:w="3296"/>
           </w:tcPr>
           <w:p>
             <w:r/>
@@ -8809,7 +9640,7 @@
         </w:tc>
         <w:tc>
           <w:tcPr>
-            <w:tcW w:type="dxa" w:w="2946"/>
+            <w:tcW w:type="dxa" w:w="3296"/>
           </w:tcPr>
           <w:p>
             <w:r/>
@@ -8824,7 +9655,7 @@
         </w:tc>
         <w:tc>
           <w:tcPr>
-            <w:tcW w:type="dxa" w:w="2153"/>
+            <w:tcW w:type="dxa" w:w="2020"/>
           </w:tcPr>
           <w:p>
             <w:r/>
@@ -8839,7 +9670,7 @@
         </w:tc>
         <w:tc>
           <w:tcPr>
-            <w:tcW w:type="dxa" w:w="3512"/>
+            <w:tcW w:type="dxa" w:w="3296"/>
           </w:tcPr>
           <w:p>
             <w:r/>
@@ -8896,7 +9727,7 @@
         </w:tc>
         <w:tc>
           <w:tcPr>
-            <w:tcW w:type="dxa" w:w="2946"/>
+            <w:tcW w:type="dxa" w:w="3296"/>
           </w:tcPr>
           <w:p>
             <w:r/>
@@ -8911,7 +9742,7 @@
         </w:tc>
         <w:tc>
           <w:tcPr>
-            <w:tcW w:type="dxa" w:w="2153"/>
+            <w:tcW w:type="dxa" w:w="2020"/>
           </w:tcPr>
           <w:p>
             <w:r/>
@@ -8926,7 +9757,7 @@
         </w:tc>
         <w:tc>
           <w:tcPr>
-            <w:tcW w:type="dxa" w:w="3512"/>
+            <w:tcW w:type="dxa" w:w="3296"/>
           </w:tcPr>
           <w:p>
             <w:r/>
@@ -8976,7 +9807,7 @@
         </w:tc>
         <w:tc>
           <w:tcPr>
-            <w:tcW w:type="dxa" w:w="2946"/>
+            <w:tcW w:type="dxa" w:w="3296"/>
           </w:tcPr>
           <w:p>
             <w:r/>
@@ -9000,7 +9831,7 @@
         </w:tc>
         <w:tc>
           <w:tcPr>
-            <w:tcW w:type="dxa" w:w="2153"/>
+            <w:tcW w:type="dxa" w:w="2020"/>
           </w:tcPr>
           <w:p>
             <w:r/>
@@ -9015,7 +9846,7 @@
         </w:tc>
         <w:tc>
           <w:tcPr>
-            <w:tcW w:type="dxa" w:w="3512"/>
+            <w:tcW w:type="dxa" w:w="3296"/>
           </w:tcPr>
           <w:p>
             <w:r/>
@@ -9065,7 +9896,7 @@
         </w:tc>
         <w:tc>
           <w:tcPr>
-            <w:tcW w:type="dxa" w:w="2946"/>
+            <w:tcW w:type="dxa" w:w="3296"/>
           </w:tcPr>
           <w:p>
             <w:r/>
@@ -9080,7 +9911,7 @@
         </w:tc>
         <w:tc>
           <w:tcPr>
-            <w:tcW w:type="dxa" w:w="2153"/>
+            <w:tcW w:type="dxa" w:w="2020"/>
           </w:tcPr>
           <w:p>
             <w:r/>
@@ -9095,7 +9926,7 @@
         </w:tc>
         <w:tc>
           <w:tcPr>
-            <w:tcW w:type="dxa" w:w="3512"/>
+            <w:tcW w:type="dxa" w:w="3296"/>
           </w:tcPr>
           <w:p>
             <w:r/>
@@ -9161,7 +9992,7 @@
         </w:tc>
         <w:tc>
           <w:tcPr>
-            <w:tcW w:type="dxa" w:w="2946"/>
+            <w:tcW w:type="dxa" w:w="3296"/>
           </w:tcPr>
           <w:p>
             <w:r/>
@@ -9176,7 +10007,7 @@
         </w:tc>
         <w:tc>
           <w:tcPr>
-            <w:tcW w:type="dxa" w:w="2153"/>
+            <w:tcW w:type="dxa" w:w="2020"/>
           </w:tcPr>
           <w:p>
             <w:r/>
@@ -9191,7 +10022,7 @@
         </w:tc>
         <w:tc>
           <w:tcPr>
-            <w:tcW w:type="dxa" w:w="3512"/>
+            <w:tcW w:type="dxa" w:w="3296"/>
           </w:tcPr>
           <w:p>
             <w:r/>
@@ -9241,7 +10072,7 @@
         </w:tc>
         <w:tc>
           <w:tcPr>
-            <w:tcW w:type="dxa" w:w="2946"/>
+            <w:tcW w:type="dxa" w:w="3296"/>
           </w:tcPr>
           <w:p>
             <w:r/>
@@ -9256,7 +10087,7 @@
         </w:tc>
         <w:tc>
           <w:tcPr>
-            <w:tcW w:type="dxa" w:w="2153"/>
+            <w:tcW w:type="dxa" w:w="2020"/>
           </w:tcPr>
           <w:p>
             <w:r/>
@@ -9271,7 +10102,7 @@
         </w:tc>
         <w:tc>
           <w:tcPr>
-            <w:tcW w:type="dxa" w:w="3512"/>
+            <w:tcW w:type="dxa" w:w="3296"/>
           </w:tcPr>
           <w:p>
             <w:r/>
@@ -9321,7 +10152,7 @@
         </w:tc>
         <w:tc>
           <w:tcPr>
-            <w:tcW w:type="dxa" w:w="2946"/>
+            <w:tcW w:type="dxa" w:w="3296"/>
           </w:tcPr>
           <w:p>
             <w:r/>
@@ -9336,7 +10167,7 @@
         </w:tc>
         <w:tc>
           <w:tcPr>
-            <w:tcW w:type="dxa" w:w="2153"/>
+            <w:tcW w:type="dxa" w:w="2020"/>
           </w:tcPr>
           <w:p>
             <w:r/>
@@ -9351,7 +10182,7 @@
         </w:tc>
         <w:tc>
           <w:tcPr>
-            <w:tcW w:type="dxa" w:w="3512"/>
+            <w:tcW w:type="dxa" w:w="3296"/>
           </w:tcPr>
           <w:p>
             <w:r/>
@@ -9401,7 +10232,7 @@
         </w:tc>
         <w:tc>
           <w:tcPr>
-            <w:tcW w:type="dxa" w:w="2946"/>
+            <w:tcW w:type="dxa" w:w="3296"/>
           </w:tcPr>
           <w:p>
             <w:r/>
@@ -9416,7 +10247,7 @@
         </w:tc>
         <w:tc>
           <w:tcPr>
-            <w:tcW w:type="dxa" w:w="2153"/>
+            <w:tcW w:type="dxa" w:w="2020"/>
           </w:tcPr>
           <w:p>
             <w:r/>
@@ -9431,7 +10262,7 @@
         </w:tc>
         <w:tc>
           <w:tcPr>
-            <w:tcW w:type="dxa" w:w="3512"/>
+            <w:tcW w:type="dxa" w:w="3296"/>
           </w:tcPr>
           <w:p>
             <w:r/>
@@ -9481,7 +10312,7 @@
         </w:tc>
         <w:tc>
           <w:tcPr>
-            <w:tcW w:type="dxa" w:w="2946"/>
+            <w:tcW w:type="dxa" w:w="3296"/>
           </w:tcPr>
           <w:p>
             <w:r/>
@@ -9490,13 +10321,13 @@
                 <w:b w:val="0"/>
                 <w:i w:val="0"/>
               </w:rPr>
-              <w:t>Nivel 0 como % del recorrido</w:t>
+              <w:t>Posición en la escala del nivel 0</w:t>
             </w:r>
           </w:p>
         </w:tc>
         <w:tc>
           <w:tcPr>
-            <w:tcW w:type="dxa" w:w="2153"/>
+            <w:tcW w:type="dxa" w:w="2020"/>
           </w:tcPr>
           <w:p>
             <w:r/>
@@ -9505,13 +10336,13 @@
                 <w:b w:val="0"/>
                 <w:i w:val="0"/>
               </w:rPr>
-              <w:t>33.8</w:t>
+              <w:t>0.3383</w:t>
             </w:r>
           </w:p>
         </w:tc>
         <w:tc>
           <w:tcPr>
-            <w:tcW w:type="dxa" w:w="3512"/>
+            <w:tcW w:type="dxa" w:w="3296"/>
           </w:tcPr>
           <w:p>
             <w:r/>
@@ -9522,7 +10353,23 @@
                 <w:i w:val="0"/>
                 <w:sz w:val="17"/>
               </w:rPr>
-              <w:t>modelado-baseline.md</w:t>
+              <w:t>modelado-baseline.json</w:t>
+            </w:r>
+            <w:r>
+              <w:rPr>
+                <w:b w:val="0"/>
+                <w:i w:val="0"/>
+              </w:rPr>
+              <w:t xml:space="preserve"> → </w:t>
+            </w:r>
+            <w:r>
+              <w:rPr>
+                <w:rFonts w:ascii="Menlo" w:hAnsi="Menlo"/>
+                <w:b w:val="0"/>
+                <w:i w:val="0"/>
+                <w:sz w:val="17"/>
+              </w:rPr>
+              <w:t>nivel_0_....posicion_en_escala</w:t>
             </w:r>
           </w:p>
         </w:tc>
@@ -9545,7 +10392,7 @@
         </w:tc>
         <w:tc>
           <w:tcPr>
-            <w:tcW w:type="dxa" w:w="2946"/>
+            <w:tcW w:type="dxa" w:w="3296"/>
           </w:tcPr>
           <w:p>
             <w:r/>
@@ -9560,7 +10407,7 @@
         </w:tc>
         <w:tc>
           <w:tcPr>
-            <w:tcW w:type="dxa" w:w="2153"/>
+            <w:tcW w:type="dxa" w:w="2020"/>
           </w:tcPr>
           <w:p>
             <w:r/>
@@ -9575,7 +10422,7 @@
         </w:tc>
         <w:tc>
           <w:tcPr>
-            <w:tcW w:type="dxa" w:w="3512"/>
+            <w:tcW w:type="dxa" w:w="3296"/>
           </w:tcPr>
           <w:p>
             <w:r/>
@@ -9625,7 +10472,7 @@
         </w:tc>
         <w:tc>
           <w:tcPr>
-            <w:tcW w:type="dxa" w:w="2946"/>
+            <w:tcW w:type="dxa" w:w="3296"/>
           </w:tcPr>
           <w:p>
             <w:r/>
@@ -9640,7 +10487,7 @@
         </w:tc>
         <w:tc>
           <w:tcPr>
-            <w:tcW w:type="dxa" w:w="2153"/>
+            <w:tcW w:type="dxa" w:w="2020"/>
           </w:tcPr>
           <w:p>
             <w:r/>
@@ -9655,7 +10502,7 @@
         </w:tc>
         <w:tc>
           <w:tcPr>
-            <w:tcW w:type="dxa" w:w="3512"/>
+            <w:tcW w:type="dxa" w:w="3296"/>
           </w:tcPr>
           <w:p>
             <w:r/>
@@ -9705,7 +10552,7 @@
         </w:tc>
         <w:tc>
           <w:tcPr>
-            <w:tcW w:type="dxa" w:w="2946"/>
+            <w:tcW w:type="dxa" w:w="3296"/>
           </w:tcPr>
           <w:p>
             <w:r/>
@@ -9714,13 +10561,13 @@
                 <w:b w:val="0"/>
                 <w:i w:val="0"/>
               </w:rPr>
-              <w:t>Nivel 1 como % del recorrido</w:t>
+              <w:t>Posición en la escala del nivel 1</w:t>
             </w:r>
           </w:p>
         </w:tc>
         <w:tc>
           <w:tcPr>
-            <w:tcW w:type="dxa" w:w="2153"/>
+            <w:tcW w:type="dxa" w:w="2020"/>
           </w:tcPr>
           <w:p>
             <w:r/>
@@ -9729,13 +10576,13 @@
                 <w:b w:val="0"/>
                 <w:i w:val="0"/>
               </w:rPr>
-              <w:t>62.8</w:t>
+              <w:t>0.6283</w:t>
             </w:r>
           </w:p>
         </w:tc>
         <w:tc>
           <w:tcPr>
-            <w:tcW w:type="dxa" w:w="3512"/>
+            <w:tcW w:type="dxa" w:w="3296"/>
           </w:tcPr>
           <w:p>
             <w:r/>
@@ -9746,7 +10593,23 @@
                 <w:i w:val="0"/>
                 <w:sz w:val="17"/>
               </w:rPr>
-              <w:t>modelado-baseline.md</w:t>
+              <w:t>modelado-baseline.json</w:t>
+            </w:r>
+            <w:r>
+              <w:rPr>
+                <w:b w:val="0"/>
+                <w:i w:val="0"/>
+              </w:rPr>
+              <w:t xml:space="preserve"> → </w:t>
+            </w:r>
+            <w:r>
+              <w:rPr>
+                <w:rFonts w:ascii="Menlo" w:hAnsi="Menlo"/>
+                <w:b w:val="0"/>
+                <w:i w:val="0"/>
+                <w:sz w:val="17"/>
+              </w:rPr>
+              <w:t>nivel_1_....posicion_en_escala</w:t>
             </w:r>
           </w:p>
         </w:tc>
@@ -9769,7 +10632,7 @@
         </w:tc>
         <w:tc>
           <w:tcPr>
-            <w:tcW w:type="dxa" w:w="2946"/>
+            <w:tcW w:type="dxa" w:w="3296"/>
           </w:tcPr>
           <w:p>
             <w:r/>
@@ -9784,7 +10647,7 @@
         </w:tc>
         <w:tc>
           <w:tcPr>
-            <w:tcW w:type="dxa" w:w="2153"/>
+            <w:tcW w:type="dxa" w:w="2020"/>
           </w:tcPr>
           <w:p>
             <w:r/>
@@ -9799,7 +10662,7 @@
         </w:tc>
         <w:tc>
           <w:tcPr>
-            <w:tcW w:type="dxa" w:w="3512"/>
+            <w:tcW w:type="dxa" w:w="3296"/>
           </w:tcPr>
           <w:p>
             <w:r/>
@@ -9849,7 +10712,7 @@
         </w:tc>
         <w:tc>
           <w:tcPr>
-            <w:tcW w:type="dxa" w:w="2946"/>
+            <w:tcW w:type="dxa" w:w="3296"/>
           </w:tcPr>
           <w:p>
             <w:r/>
@@ -9858,13 +10721,13 @@
                 <w:b w:val="0"/>
                 <w:i w:val="0"/>
               </w:rPr>
-              <w:t>Nivel 2a como % del recorrido</w:t>
+              <w:t>Posición en la escala del nivel 2a</w:t>
             </w:r>
           </w:p>
         </w:tc>
         <w:tc>
           <w:tcPr>
-            <w:tcW w:type="dxa" w:w="2153"/>
+            <w:tcW w:type="dxa" w:w="2020"/>
           </w:tcPr>
           <w:p>
             <w:r/>
@@ -9873,13 +10736,13 @@
                 <w:b w:val="0"/>
                 <w:i w:val="0"/>
               </w:rPr>
-              <w:t>−10.4</w:t>
+              <w:t>−0.1039</w:t>
             </w:r>
           </w:p>
         </w:tc>
         <w:tc>
           <w:tcPr>
-            <w:tcW w:type="dxa" w:w="3512"/>
+            <w:tcW w:type="dxa" w:w="3296"/>
           </w:tcPr>
           <w:p>
             <w:r/>
@@ -9890,7 +10753,23 @@
                 <w:i w:val="0"/>
                 <w:sz w:val="17"/>
               </w:rPr>
-              <w:t>modelado-baseline.md</w:t>
+              <w:t>modelado-baseline.json</w:t>
+            </w:r>
+            <w:r>
+              <w:rPr>
+                <w:b w:val="0"/>
+                <w:i w:val="0"/>
+              </w:rPr>
+              <w:t xml:space="preserve"> → </w:t>
+            </w:r>
+            <w:r>
+              <w:rPr>
+                <w:rFonts w:ascii="Menlo" w:hAnsi="Menlo"/>
+                <w:b w:val="0"/>
+                <w:i w:val="0"/>
+                <w:sz w:val="17"/>
+              </w:rPr>
+              <w:t>nivel_2a_....posicion_en_escala</w:t>
             </w:r>
           </w:p>
         </w:tc>
@@ -9913,7 +10792,7 @@
         </w:tc>
         <w:tc>
           <w:tcPr>
-            <w:tcW w:type="dxa" w:w="2946"/>
+            <w:tcW w:type="dxa" w:w="3296"/>
           </w:tcPr>
           <w:p>
             <w:r/>
@@ -9928,7 +10807,7 @@
         </w:tc>
         <w:tc>
           <w:tcPr>
-            <w:tcW w:type="dxa" w:w="2153"/>
+            <w:tcW w:type="dxa" w:w="2020"/>
           </w:tcPr>
           <w:p>
             <w:r/>
@@ -9943,7 +10822,7 @@
         </w:tc>
         <w:tc>
           <w:tcPr>
-            <w:tcW w:type="dxa" w:w="3512"/>
+            <w:tcW w:type="dxa" w:w="3296"/>
           </w:tcPr>
           <w:p>
             <w:r/>
@@ -9993,7 +10872,7 @@
         </w:tc>
         <w:tc>
           <w:tcPr>
-            <w:tcW w:type="dxa" w:w="2946"/>
+            <w:tcW w:type="dxa" w:w="3296"/>
           </w:tcPr>
           <w:p>
             <w:r/>
@@ -10008,7 +10887,7 @@
         </w:tc>
         <w:tc>
           <w:tcPr>
-            <w:tcW w:type="dxa" w:w="2153"/>
+            <w:tcW w:type="dxa" w:w="2020"/>
           </w:tcPr>
           <w:p>
             <w:r/>
@@ -10023,7 +10902,7 @@
         </w:tc>
         <w:tc>
           <w:tcPr>
-            <w:tcW w:type="dxa" w:w="3512"/>
+            <w:tcW w:type="dxa" w:w="3296"/>
           </w:tcPr>
           <w:p>
             <w:r/>
@@ -10073,7 +10952,7 @@
         </w:tc>
         <w:tc>
           <w:tcPr>
-            <w:tcW w:type="dxa" w:w="2946"/>
+            <w:tcW w:type="dxa" w:w="3296"/>
           </w:tcPr>
           <w:p>
             <w:r/>
@@ -10082,13 +10961,13 @@
                 <w:b w:val="0"/>
                 <w:i w:val="0"/>
               </w:rPr>
-              <w:t>Nivel 2b como % del recorrido</w:t>
+              <w:t>Posición en la escala del nivel 2b</w:t>
             </w:r>
           </w:p>
         </w:tc>
         <w:tc>
           <w:tcPr>
-            <w:tcW w:type="dxa" w:w="2153"/>
+            <w:tcW w:type="dxa" w:w="2020"/>
           </w:tcPr>
           <w:p>
             <w:r/>
@@ -10097,13 +10976,13 @@
                 <w:b w:val="0"/>
                 <w:i w:val="0"/>
               </w:rPr>
-              <w:t>69.5</w:t>
+              <w:t>0.695</w:t>
             </w:r>
           </w:p>
         </w:tc>
         <w:tc>
           <w:tcPr>
-            <w:tcW w:type="dxa" w:w="3512"/>
+            <w:tcW w:type="dxa" w:w="3296"/>
           </w:tcPr>
           <w:p>
             <w:r/>
@@ -10114,7 +10993,23 @@
                 <w:i w:val="0"/>
                 <w:sz w:val="17"/>
               </w:rPr>
-              <w:t>modelado-baseline.md</w:t>
+              <w:t>modelado-baseline.json</w:t>
+            </w:r>
+            <w:r>
+              <w:rPr>
+                <w:b w:val="0"/>
+                <w:i w:val="0"/>
+              </w:rPr>
+              <w:t xml:space="preserve"> → </w:t>
+            </w:r>
+            <w:r>
+              <w:rPr>
+                <w:rFonts w:ascii="Menlo" w:hAnsi="Menlo"/>
+                <w:b w:val="0"/>
+                <w:i w:val="0"/>
+                <w:sz w:val="17"/>
+              </w:rPr>
+              <w:t>nivel_2b_....posicion_en_escala</w:t>
             </w:r>
           </w:p>
         </w:tc>
@@ -10137,7 +11032,7 @@
         </w:tc>
         <w:tc>
           <w:tcPr>
-            <w:tcW w:type="dxa" w:w="2946"/>
+            <w:tcW w:type="dxa" w:w="3296"/>
           </w:tcPr>
           <w:p>
             <w:r/>
@@ -10152,7 +11047,7 @@
         </w:tc>
         <w:tc>
           <w:tcPr>
-            <w:tcW w:type="dxa" w:w="2153"/>
+            <w:tcW w:type="dxa" w:w="2020"/>
           </w:tcPr>
           <w:p>
             <w:r/>
@@ -10169,7 +11064,7 @@
         </w:tc>
         <w:tc>
           <w:tcPr>
-            <w:tcW w:type="dxa" w:w="3512"/>
+            <w:tcW w:type="dxa" w:w="3296"/>
           </w:tcPr>
           <w:p>
             <w:r/>
@@ -10235,7 +11130,7 @@
         </w:tc>
         <w:tc>
           <w:tcPr>
-            <w:tcW w:type="dxa" w:w="2946"/>
+            <w:tcW w:type="dxa" w:w="3296"/>
           </w:tcPr>
           <w:p>
             <w:r/>
@@ -10250,7 +11145,7 @@
         </w:tc>
         <w:tc>
           <w:tcPr>
-            <w:tcW w:type="dxa" w:w="2153"/>
+            <w:tcW w:type="dxa" w:w="2020"/>
           </w:tcPr>
           <w:p>
             <w:r/>
@@ -10265,7 +11160,7 @@
         </w:tc>
         <w:tc>
           <w:tcPr>
-            <w:tcW w:type="dxa" w:w="3512"/>
+            <w:tcW w:type="dxa" w:w="3296"/>
           </w:tcPr>
           <w:p>
             <w:r/>
@@ -10315,7 +11210,7 @@
         </w:tc>
         <w:tc>
           <w:tcPr>
-            <w:tcW w:type="dxa" w:w="2946"/>
+            <w:tcW w:type="dxa" w:w="3296"/>
           </w:tcPr>
           <w:p>
             <w:r/>
@@ -10330,7 +11225,7 @@
         </w:tc>
         <w:tc>
           <w:tcPr>
-            <w:tcW w:type="dxa" w:w="2153"/>
+            <w:tcW w:type="dxa" w:w="2020"/>
           </w:tcPr>
           <w:p>
             <w:r/>
@@ -10345,7 +11240,7 @@
         </w:tc>
         <w:tc>
           <w:tcPr>
-            <w:tcW w:type="dxa" w:w="3512"/>
+            <w:tcW w:type="dxa" w:w="3296"/>
           </w:tcPr>
           <w:p>
             <w:r/>
@@ -10395,7 +11290,7 @@
         </w:tc>
         <w:tc>
           <w:tcPr>
-            <w:tcW w:type="dxa" w:w="2946"/>
+            <w:tcW w:type="dxa" w:w="3296"/>
           </w:tcPr>
           <w:p>
             <w:r/>
@@ -10410,7 +11305,7 @@
         </w:tc>
         <w:tc>
           <w:tcPr>
-            <w:tcW w:type="dxa" w:w="2153"/>
+            <w:tcW w:type="dxa" w:w="2020"/>
           </w:tcPr>
           <w:p>
             <w:r/>
@@ -10425,7 +11320,7 @@
         </w:tc>
         <w:tc>
           <w:tcPr>
-            <w:tcW w:type="dxa" w:w="3512"/>
+            <w:tcW w:type="dxa" w:w="3296"/>
           </w:tcPr>
           <w:p>
             <w:r/>
@@ -10453,6 +11348,1154 @@
                 <w:sz w:val="17"/>
               </w:rPr>
               <w:t>nivel_2b_....pauc_por_fold</w:t>
+            </w:r>
+          </w:p>
+        </w:tc>
+      </w:tr>
+      <w:tr>
+        <w:tc>
+          <w:tcPr>
+            <w:tcW w:type="dxa" w:w="1037"/>
+          </w:tcPr>
+          <w:p>
+            <w:r/>
+            <w:r>
+              <w:rPr>
+                <w:b w:val="0"/>
+                <w:i w:val="0"/>
+              </w:rPr>
+              <w:t>T50</w:t>
+            </w:r>
+          </w:p>
+        </w:tc>
+        <w:tc>
+          <w:tcPr>
+            <w:tcW w:type="dxa" w:w="3296"/>
+          </w:tcPr>
+          <w:p>
+            <w:r/>
+            <w:r>
+              <w:rPr>
+                <w:b w:val="0"/>
+                <w:i w:val="0"/>
+              </w:rPr>
+              <w:t>Diseño de la validación repetida</w:t>
+            </w:r>
+          </w:p>
+        </w:tc>
+        <w:tc>
+          <w:tcPr>
+            <w:tcW w:type="dxa" w:w="2020"/>
+          </w:tcPr>
+          <w:p>
+            <w:r/>
+            <w:r>
+              <w:rPr>
+                <w:b w:val="0"/>
+                <w:i w:val="0"/>
+              </w:rPr>
+              <w:t>10 semillas × 5 folds</w:t>
+            </w:r>
+          </w:p>
+        </w:tc>
+        <w:tc>
+          <w:tcPr>
+            <w:tcW w:type="dxa" w:w="3296"/>
+          </w:tcPr>
+          <w:p>
+            <w:r/>
+            <w:r>
+              <w:rPr>
+                <w:rFonts w:ascii="Menlo" w:hAnsi="Menlo"/>
+                <w:b w:val="0"/>
+                <w:i w:val="0"/>
+                <w:sz w:val="17"/>
+              </w:rPr>
+              <w:t>validacion-repetida.json</w:t>
+            </w:r>
+            <w:r>
+              <w:rPr>
+                <w:b w:val="0"/>
+                <w:i w:val="0"/>
+              </w:rPr>
+              <w:t xml:space="preserve"> → </w:t>
+            </w:r>
+            <w:r>
+              <w:rPr>
+                <w:rFonts w:ascii="Menlo" w:hAnsi="Menlo"/>
+                <w:b w:val="0"/>
+                <w:i w:val="0"/>
+                <w:sz w:val="17"/>
+              </w:rPr>
+              <w:t>semillas_corridas</w:t>
+            </w:r>
+            <w:r>
+              <w:rPr>
+                <w:b w:val="0"/>
+                <w:i w:val="0"/>
+              </w:rPr>
+              <w:t xml:space="preserve">, </w:t>
+            </w:r>
+            <w:r>
+              <w:rPr>
+                <w:rFonts w:ascii="Menlo" w:hAnsi="Menlo"/>
+                <w:b w:val="0"/>
+                <w:i w:val="0"/>
+                <w:sz w:val="17"/>
+              </w:rPr>
+              <w:t>n_splits</w:t>
+            </w:r>
+          </w:p>
+        </w:tc>
+      </w:tr>
+      <w:tr>
+        <w:tc>
+          <w:tcPr>
+            <w:tcW w:type="dxa" w:w="1037"/>
+          </w:tcPr>
+          <w:p>
+            <w:r/>
+            <w:r>
+              <w:rPr>
+                <w:b w:val="0"/>
+                <w:i w:val="0"/>
+              </w:rPr>
+              <w:t>T51</w:t>
+            </w:r>
+          </w:p>
+        </w:tc>
+        <w:tc>
+          <w:tcPr>
+            <w:tcW w:type="dxa" w:w="3296"/>
+          </w:tcPr>
+          <w:p>
+            <w:r/>
+            <w:r>
+              <w:rPr>
+                <w:b w:val="0"/>
+                <w:i w:val="0"/>
+              </w:rPr>
+              <w:t>Desviación entre folds del nivel 1, diez semillas</w:t>
+            </w:r>
+          </w:p>
+        </w:tc>
+        <w:tc>
+          <w:tcPr>
+            <w:tcW w:type="dxa" w:w="2020"/>
+          </w:tcPr>
+          <w:p>
+            <w:r/>
+            <w:r>
+              <w:rPr>
+                <w:b w:val="0"/>
+                <w:i w:val="0"/>
+              </w:rPr>
+              <w:t>0.012</w:t>
+            </w:r>
+          </w:p>
+        </w:tc>
+        <w:tc>
+          <w:tcPr>
+            <w:tcW w:type="dxa" w:w="3296"/>
+          </w:tcPr>
+          <w:p>
+            <w:r/>
+            <w:r>
+              <w:rPr>
+                <w:rFonts w:ascii="Menlo" w:hAnsi="Menlo"/>
+                <w:b w:val="0"/>
+                <w:i w:val="0"/>
+                <w:sz w:val="17"/>
+              </w:rPr>
+              <w:t>validacion-repetida.json</w:t>
+            </w:r>
+            <w:r>
+              <w:rPr>
+                <w:b w:val="0"/>
+                <w:i w:val="0"/>
+              </w:rPr>
+              <w:t xml:space="preserve"> → </w:t>
+            </w:r>
+            <w:r>
+              <w:rPr>
+                <w:rFonts w:ascii="Menlo" w:hAnsi="Menlo"/>
+                <w:b w:val="0"/>
+                <w:i w:val="0"/>
+                <w:sz w:val="17"/>
+              </w:rPr>
+              <w:t>nivel_1_....pauc_std_entre_folds</w:t>
+            </w:r>
+          </w:p>
+        </w:tc>
+      </w:tr>
+      <w:tr>
+        <w:tc>
+          <w:tcPr>
+            <w:tcW w:type="dxa" w:w="1037"/>
+          </w:tcPr>
+          <w:p>
+            <w:r/>
+            <w:r>
+              <w:rPr>
+                <w:b w:val="0"/>
+                <w:i w:val="0"/>
+              </w:rPr>
+              <w:t>T52</w:t>
+            </w:r>
+          </w:p>
+        </w:tc>
+        <w:tc>
+          <w:tcPr>
+            <w:tcW w:type="dxa" w:w="3296"/>
+          </w:tcPr>
+          <w:p>
+            <w:r/>
+            <w:r>
+              <w:rPr>
+                <w:b w:val="0"/>
+                <w:i w:val="0"/>
+              </w:rPr>
+              <w:t>Desviación entre folds del nivel 2b, diez semillas</w:t>
+            </w:r>
+          </w:p>
+        </w:tc>
+        <w:tc>
+          <w:tcPr>
+            <w:tcW w:type="dxa" w:w="2020"/>
+          </w:tcPr>
+          <w:p>
+            <w:r/>
+            <w:r>
+              <w:rPr>
+                <w:b w:val="0"/>
+                <w:i w:val="0"/>
+              </w:rPr>
+              <w:t>0.0142</w:t>
+            </w:r>
+          </w:p>
+        </w:tc>
+        <w:tc>
+          <w:tcPr>
+            <w:tcW w:type="dxa" w:w="3296"/>
+          </w:tcPr>
+          <w:p>
+            <w:r/>
+            <w:r>
+              <w:rPr>
+                <w:rFonts w:ascii="Menlo" w:hAnsi="Menlo"/>
+                <w:b w:val="0"/>
+                <w:i w:val="0"/>
+                <w:sz w:val="17"/>
+              </w:rPr>
+              <w:t>validacion-repetida.json</w:t>
+            </w:r>
+            <w:r>
+              <w:rPr>
+                <w:b w:val="0"/>
+                <w:i w:val="0"/>
+              </w:rPr>
+              <w:t xml:space="preserve"> → </w:t>
+            </w:r>
+            <w:r>
+              <w:rPr>
+                <w:rFonts w:ascii="Menlo" w:hAnsi="Menlo"/>
+                <w:b w:val="0"/>
+                <w:i w:val="0"/>
+                <w:sz w:val="17"/>
+              </w:rPr>
+              <w:t>nivel_2b_....pauc_std_entre_folds</w:t>
+            </w:r>
+          </w:p>
+        </w:tc>
+      </w:tr>
+      <w:tr>
+        <w:tc>
+          <w:tcPr>
+            <w:tcW w:type="dxa" w:w="1037"/>
+          </w:tcPr>
+          <w:p>
+            <w:r/>
+            <w:r>
+              <w:rPr>
+                <w:b w:val="0"/>
+                <w:i w:val="0"/>
+              </w:rPr>
+              <w:t>T53</w:t>
+            </w:r>
+          </w:p>
+        </w:tc>
+        <w:tc>
+          <w:tcPr>
+            <w:tcW w:type="dxa" w:w="3296"/>
+          </w:tcPr>
+          <w:p>
+            <w:r/>
+            <w:r>
+              <w:rPr>
+                <w:b w:val="0"/>
+                <w:i w:val="0"/>
+              </w:rPr>
+              <w:t>pAUC medio global, diez semillas</w:t>
+            </w:r>
+          </w:p>
+        </w:tc>
+        <w:tc>
+          <w:tcPr>
+            <w:tcW w:type="dxa" w:w="2020"/>
+          </w:tcPr>
+          <w:p>
+            <w:r/>
+            <w:r>
+              <w:rPr>
+                <w:b w:val="0"/>
+                <w:i w:val="0"/>
+              </w:rPr>
+              <w:t>0.131 (nivel 1), 0.1435 (nivel 2b)</w:t>
+            </w:r>
+          </w:p>
+        </w:tc>
+        <w:tc>
+          <w:tcPr>
+            <w:tcW w:type="dxa" w:w="3296"/>
+          </w:tcPr>
+          <w:p>
+            <w:r/>
+            <w:r>
+              <w:rPr>
+                <w:rFonts w:ascii="Menlo" w:hAnsi="Menlo"/>
+                <w:b w:val="0"/>
+                <w:i w:val="0"/>
+                <w:sz w:val="17"/>
+              </w:rPr>
+              <w:t>validacion-repetida.json</w:t>
+            </w:r>
+            <w:r>
+              <w:rPr>
+                <w:b w:val="0"/>
+                <w:i w:val="0"/>
+              </w:rPr>
+              <w:t xml:space="preserve"> → </w:t>
+            </w:r>
+            <w:r>
+              <w:rPr>
+                <w:rFonts w:ascii="Menlo" w:hAnsi="Menlo"/>
+                <w:b w:val="0"/>
+                <w:i w:val="0"/>
+                <w:sz w:val="17"/>
+              </w:rPr>
+              <w:t>nivel_1_....pauc_media_global</w:t>
+            </w:r>
+            <w:r>
+              <w:rPr>
+                <w:b w:val="0"/>
+                <w:i w:val="0"/>
+              </w:rPr>
+              <w:t xml:space="preserve">, </w:t>
+            </w:r>
+            <w:r>
+              <w:rPr>
+                <w:rFonts w:ascii="Menlo" w:hAnsi="Menlo"/>
+                <w:b w:val="0"/>
+                <w:i w:val="0"/>
+                <w:sz w:val="17"/>
+              </w:rPr>
+              <w:t>nivel_2b_....pauc_media_global</w:t>
+            </w:r>
+          </w:p>
+        </w:tc>
+      </w:tr>
+      <w:tr>
+        <w:tc>
+          <w:tcPr>
+            <w:tcW w:type="dxa" w:w="1037"/>
+          </w:tcPr>
+          <w:p>
+            <w:r/>
+            <w:r>
+              <w:rPr>
+                <w:b w:val="0"/>
+                <w:i w:val="0"/>
+              </w:rPr>
+              <w:t>T54</w:t>
+            </w:r>
+          </w:p>
+        </w:tc>
+        <w:tc>
+          <w:tcPr>
+            <w:tcW w:type="dxa" w:w="3296"/>
+          </w:tcPr>
+          <w:p>
+            <w:r/>
+            <w:r>
+              <w:rPr>
+                <w:b w:val="0"/>
+                <w:i w:val="0"/>
+              </w:rPr>
+              <w:t>Folds en que 2b supera al nivel 1</w:t>
+            </w:r>
+          </w:p>
+        </w:tc>
+        <w:tc>
+          <w:tcPr>
+            <w:tcW w:type="dxa" w:w="2020"/>
+          </w:tcPr>
+          <w:p>
+            <w:r/>
+            <w:r>
+              <w:rPr>
+                <w:b w:val="0"/>
+                <w:i w:val="0"/>
+              </w:rPr>
+              <w:t>40 de 50</w:t>
+            </w:r>
+          </w:p>
+        </w:tc>
+        <w:tc>
+          <w:tcPr>
+            <w:tcW w:type="dxa" w:w="3296"/>
+          </w:tcPr>
+          <w:p>
+            <w:r/>
+            <w:r>
+              <w:rPr>
+                <w:rFonts w:ascii="Menlo" w:hAnsi="Menlo"/>
+                <w:b w:val="0"/>
+                <w:i w:val="0"/>
+                <w:sz w:val="17"/>
+              </w:rPr>
+              <w:t>validacion-repetida.json</w:t>
+            </w:r>
+            <w:r>
+              <w:rPr>
+                <w:b w:val="0"/>
+                <w:i w:val="0"/>
+              </w:rPr>
+              <w:t xml:space="preserve"> → </w:t>
+            </w:r>
+            <w:r>
+              <w:rPr>
+                <w:rFonts w:ascii="Menlo" w:hAnsi="Menlo"/>
+                <w:b w:val="0"/>
+                <w:i w:val="0"/>
+                <w:sz w:val="17"/>
+              </w:rPr>
+              <w:t>comparacion_pareada_2b_menos_1.gana_2b_en</w:t>
+            </w:r>
+            <w:r>
+              <w:rPr>
+                <w:b w:val="0"/>
+                <w:i w:val="0"/>
+              </w:rPr>
+              <w:t xml:space="preserve">, </w:t>
+            </w:r>
+            <w:r>
+              <w:rPr>
+                <w:rFonts w:ascii="Menlo" w:hAnsi="Menlo"/>
+                <w:b w:val="0"/>
+                <w:i w:val="0"/>
+                <w:sz w:val="17"/>
+              </w:rPr>
+              <w:t>.de</w:t>
+            </w:r>
+          </w:p>
+        </w:tc>
+      </w:tr>
+      <w:tr>
+        <w:tc>
+          <w:tcPr>
+            <w:tcW w:type="dxa" w:w="1037"/>
+          </w:tcPr>
+          <w:p>
+            <w:r/>
+            <w:r>
+              <w:rPr>
+                <w:b w:val="0"/>
+                <w:i w:val="0"/>
+              </w:rPr>
+              <w:t>T55</w:t>
+            </w:r>
+          </w:p>
+        </w:tc>
+        <w:tc>
+          <w:tcPr>
+            <w:tcW w:type="dxa" w:w="3296"/>
+          </w:tcPr>
+          <w:p>
+            <w:r/>
+            <w:r>
+              <w:rPr>
+                <w:b w:val="0"/>
+                <w:i w:val="0"/>
+              </w:rPr>
+              <w:t>Semillas en que 2b supera al nivel 1</w:t>
+            </w:r>
+          </w:p>
+        </w:tc>
+        <w:tc>
+          <w:tcPr>
+            <w:tcW w:type="dxa" w:w="2020"/>
+          </w:tcPr>
+          <w:p>
+            <w:r/>
+            <w:r>
+              <w:rPr>
+                <w:b w:val="0"/>
+                <w:i w:val="0"/>
+              </w:rPr>
+              <w:t>10</w:t>
+            </w:r>
+          </w:p>
+        </w:tc>
+        <w:tc>
+          <w:tcPr>
+            <w:tcW w:type="dxa" w:w="3296"/>
+          </w:tcPr>
+          <w:p>
+            <w:r/>
+            <w:r>
+              <w:rPr>
+                <w:rFonts w:ascii="Menlo" w:hAnsi="Menlo"/>
+                <w:b w:val="0"/>
+                <w:i w:val="0"/>
+                <w:sz w:val="17"/>
+              </w:rPr>
+              <w:t>validacion-repetida.json</w:t>
+            </w:r>
+            <w:r>
+              <w:rPr>
+                <w:b w:val="0"/>
+                <w:i w:val="0"/>
+              </w:rPr>
+              <w:t xml:space="preserve"> → </w:t>
+            </w:r>
+            <w:r>
+              <w:rPr>
+                <w:rFonts w:ascii="Menlo" w:hAnsi="Menlo"/>
+                <w:b w:val="0"/>
+                <w:i w:val="0"/>
+                <w:sz w:val="17"/>
+              </w:rPr>
+              <w:t>comparacion_pareada_2b_menos_1.semillas_a_favor_de_2b</w:t>
+            </w:r>
+          </w:p>
+        </w:tc>
+      </w:tr>
+      <w:tr>
+        <w:tc>
+          <w:tcPr>
+            <w:tcW w:type="dxa" w:w="1037"/>
+          </w:tcPr>
+          <w:p>
+            <w:r/>
+            <w:r>
+              <w:rPr>
+                <w:b w:val="0"/>
+                <w:i w:val="0"/>
+              </w:rPr>
+              <w:t>T56</w:t>
+            </w:r>
+          </w:p>
+        </w:tc>
+        <w:tc>
+          <w:tcPr>
+            <w:tcW w:type="dxa" w:w="3296"/>
+          </w:tcPr>
+          <w:p>
+            <w:r/>
+            <w:r>
+              <w:rPr>
+                <w:b w:val="0"/>
+                <w:i w:val="0"/>
+              </w:rPr>
+              <w:t>Media y desviación de las 50 diferencias 2b − 1</w:t>
+            </w:r>
+          </w:p>
+        </w:tc>
+        <w:tc>
+          <w:tcPr>
+            <w:tcW w:type="dxa" w:w="2020"/>
+          </w:tcPr>
+          <w:p>
+            <w:r/>
+            <w:r>
+              <w:rPr>
+                <w:b w:val="0"/>
+                <w:i w:val="0"/>
+              </w:rPr>
+              <w:t>0.0125 / 0.0136</w:t>
+            </w:r>
+          </w:p>
+        </w:tc>
+        <w:tc>
+          <w:tcPr>
+            <w:tcW w:type="dxa" w:w="3296"/>
+          </w:tcPr>
+          <w:p>
+            <w:r/>
+            <w:r>
+              <w:rPr>
+                <w:rFonts w:ascii="Menlo" w:hAnsi="Menlo"/>
+                <w:b w:val="0"/>
+                <w:i w:val="0"/>
+                <w:sz w:val="17"/>
+              </w:rPr>
+              <w:t>validacion-repetida.json</w:t>
+            </w:r>
+            <w:r>
+              <w:rPr>
+                <w:b w:val="0"/>
+                <w:i w:val="0"/>
+              </w:rPr>
+              <w:t xml:space="preserve"> → </w:t>
+            </w:r>
+            <w:r>
+              <w:rPr>
+                <w:rFonts w:ascii="Menlo" w:hAnsi="Menlo"/>
+                <w:b w:val="0"/>
+                <w:i w:val="0"/>
+                <w:sz w:val="17"/>
+              </w:rPr>
+              <w:t>comparacion_pareada_2b_menos_1.media</w:t>
+            </w:r>
+            <w:r>
+              <w:rPr>
+                <w:b w:val="0"/>
+                <w:i w:val="0"/>
+              </w:rPr>
+              <w:t xml:space="preserve">, </w:t>
+            </w:r>
+            <w:r>
+              <w:rPr>
+                <w:rFonts w:ascii="Menlo" w:hAnsi="Menlo"/>
+                <w:b w:val="0"/>
+                <w:i w:val="0"/>
+                <w:sz w:val="17"/>
+              </w:rPr>
+              <w:t>.desviacion</w:t>
+            </w:r>
+          </w:p>
+        </w:tc>
+      </w:tr>
+      <w:tr>
+        <w:tc>
+          <w:tcPr>
+            <w:tcW w:type="dxa" w:w="1037"/>
+          </w:tcPr>
+          <w:p>
+            <w:r/>
+            <w:r>
+              <w:rPr>
+                <w:b w:val="0"/>
+                <w:i w:val="0"/>
+              </w:rPr>
+              <w:t>T57</w:t>
+            </w:r>
+          </w:p>
+        </w:tc>
+        <w:tc>
+          <w:tcPr>
+            <w:tcW w:type="dxa" w:w="3296"/>
+          </w:tcPr>
+          <w:p>
+            <w:r/>
+            <w:r>
+              <w:rPr>
+                <w:b w:val="0"/>
+                <w:i w:val="0"/>
+              </w:rPr>
+              <w:t xml:space="preserve">Intervalo </w:t>
+            </w:r>
+            <w:r>
+              <w:rPr>
+                <w:b w:val="0"/>
+                <w:i/>
+              </w:rPr>
+              <w:t>t</w:t>
+            </w:r>
+            <w:r>
+              <w:rPr>
+                <w:b w:val="0"/>
+                <w:i w:val="0"/>
+              </w:rPr>
+              <w:t xml:space="preserve"> al 95% ingenuo sobre las 50 diferencias</w:t>
+            </w:r>
+          </w:p>
+        </w:tc>
+        <w:tc>
+          <w:tcPr>
+            <w:tcW w:type="dxa" w:w="2020"/>
+          </w:tcPr>
+          <w:p>
+            <w:r/>
+            <w:r>
+              <w:rPr>
+                <w:b w:val="0"/>
+                <w:i w:val="0"/>
+              </w:rPr>
+              <w:t>0.0087 a 0.0164</w:t>
+            </w:r>
+          </w:p>
+        </w:tc>
+        <w:tc>
+          <w:tcPr>
+            <w:tcW w:type="dxa" w:w="3296"/>
+          </w:tcPr>
+          <w:p>
+            <w:r/>
+            <w:r>
+              <w:rPr>
+                <w:rFonts w:ascii="Menlo" w:hAnsi="Menlo"/>
+                <w:b w:val="0"/>
+                <w:i w:val="0"/>
+                <w:sz w:val="17"/>
+              </w:rPr>
+              <w:t>validacion-repetida.json</w:t>
+            </w:r>
+            <w:r>
+              <w:rPr>
+                <w:b w:val="0"/>
+                <w:i w:val="0"/>
+              </w:rPr>
+              <w:t xml:space="preserve"> → </w:t>
+            </w:r>
+            <w:r>
+              <w:rPr>
+                <w:rFonts w:ascii="Menlo" w:hAnsi="Menlo"/>
+                <w:b w:val="0"/>
+                <w:i w:val="0"/>
+                <w:sz w:val="17"/>
+              </w:rPr>
+              <w:t>comparacion_pareada_2b_menos_1.intervalo_t_95</w:t>
+            </w:r>
+          </w:p>
+        </w:tc>
+      </w:tr>
+      <w:tr>
+        <w:tc>
+          <w:tcPr>
+            <w:tcW w:type="dxa" w:w="1037"/>
+          </w:tcPr>
+          <w:p>
+            <w:r/>
+            <w:r>
+              <w:rPr>
+                <w:b w:val="0"/>
+                <w:i w:val="0"/>
+              </w:rPr>
+              <w:t>T58</w:t>
+            </w:r>
+          </w:p>
+        </w:tc>
+        <w:tc>
+          <w:tcPr>
+            <w:tcW w:type="dxa" w:w="3296"/>
+          </w:tcPr>
+          <w:p>
+            <w:r/>
+            <w:r>
+              <w:rPr>
+                <w:b w:val="0"/>
+                <w:i w:val="0"/>
+              </w:rPr>
+              <w:t xml:space="preserve">Intervalo </w:t>
+            </w:r>
+            <w:r>
+              <w:rPr>
+                <w:b w:val="0"/>
+                <w:i/>
+              </w:rPr>
+              <w:t>t</w:t>
+            </w:r>
+            <w:r>
+              <w:rPr>
+                <w:b w:val="0"/>
+                <w:i w:val="0"/>
+              </w:rPr>
+              <w:t xml:space="preserve"> al 95% corregido por Nadeau y Bengio</w:t>
+            </w:r>
+          </w:p>
+        </w:tc>
+        <w:tc>
+          <w:tcPr>
+            <w:tcW w:type="dxa" w:w="2020"/>
+          </w:tcPr>
+          <w:p>
+            <w:r/>
+            <w:r>
+              <w:rPr>
+                <w:b w:val="0"/>
+                <w:i w:val="0"/>
+              </w:rPr>
+              <w:t>−0.0017 a 0.0268</w:t>
+            </w:r>
+          </w:p>
+        </w:tc>
+        <w:tc>
+          <w:tcPr>
+            <w:tcW w:type="dxa" w:w="3296"/>
+          </w:tcPr>
+          <w:p>
+            <w:r/>
+            <w:r>
+              <w:rPr>
+                <w:rFonts w:ascii="Menlo" w:hAnsi="Menlo"/>
+                <w:b w:val="0"/>
+                <w:i w:val="0"/>
+                <w:sz w:val="17"/>
+              </w:rPr>
+              <w:t>validacion-repetida.json</w:t>
+            </w:r>
+            <w:r>
+              <w:rPr>
+                <w:b w:val="0"/>
+                <w:i w:val="0"/>
+              </w:rPr>
+              <w:t xml:space="preserve"> → </w:t>
+            </w:r>
+            <w:r>
+              <w:rPr>
+                <w:rFonts w:ascii="Menlo" w:hAnsi="Menlo"/>
+                <w:b w:val="0"/>
+                <w:i w:val="0"/>
+                <w:sz w:val="17"/>
+              </w:rPr>
+              <w:t>comparacion_pareada_2b_menos_1.intervalo_t_95_nadeau_bengio</w:t>
+            </w:r>
+          </w:p>
+        </w:tc>
+      </w:tr>
+      <w:tr>
+        <w:tc>
+          <w:tcPr>
+            <w:tcW w:type="dxa" w:w="1037"/>
+          </w:tcPr>
+          <w:p>
+            <w:r/>
+            <w:r>
+              <w:rPr>
+                <w:b w:val="0"/>
+                <w:i w:val="0"/>
+              </w:rPr>
+              <w:t>T59</w:t>
+            </w:r>
+          </w:p>
+        </w:tc>
+        <w:tc>
+          <w:tcPr>
+            <w:tcW w:type="dxa" w:w="3296"/>
+          </w:tcPr>
+          <w:p>
+            <w:r/>
+            <w:r>
+              <w:rPr>
+                <w:b w:val="0"/>
+                <w:i w:val="0"/>
+              </w:rPr>
+              <w:t>AUC estándar medio del nivel 2a</w:t>
+            </w:r>
+          </w:p>
+        </w:tc>
+        <w:tc>
+          <w:tcPr>
+            <w:tcW w:type="dxa" w:w="2020"/>
+          </w:tcPr>
+          <w:p>
+            <w:r/>
+            <w:r>
+              <w:rPr>
+                <w:b w:val="0"/>
+                <w:i w:val="0"/>
+              </w:rPr>
+              <w:t>0.6159</w:t>
+            </w:r>
+          </w:p>
+        </w:tc>
+        <w:tc>
+          <w:tcPr>
+            <w:tcW w:type="dxa" w:w="3296"/>
+          </w:tcPr>
+          <w:p>
+            <w:r/>
+            <w:r>
+              <w:rPr>
+                <w:rFonts w:ascii="Menlo" w:hAnsi="Menlo"/>
+                <w:b w:val="0"/>
+                <w:i w:val="0"/>
+                <w:sz w:val="17"/>
+              </w:rPr>
+              <w:t>modelado-baseline.json</w:t>
+            </w:r>
+            <w:r>
+              <w:rPr>
+                <w:b w:val="0"/>
+                <w:i w:val="0"/>
+              </w:rPr>
+              <w:t xml:space="preserve"> → </w:t>
+            </w:r>
+            <w:r>
+              <w:rPr>
+                <w:rFonts w:ascii="Menlo" w:hAnsi="Menlo"/>
+                <w:b w:val="0"/>
+                <w:i w:val="0"/>
+                <w:sz w:val="17"/>
+              </w:rPr>
+              <w:t>nivel_2a_....auc_estandar_media</w:t>
+            </w:r>
+          </w:p>
+        </w:tc>
+      </w:tr>
+      <w:tr>
+        <w:tc>
+          <w:tcPr>
+            <w:tcW w:type="dxa" w:w="1037"/>
+          </w:tcPr>
+          <w:p>
+            <w:r/>
+            <w:r>
+              <w:rPr>
+                <w:b w:val="0"/>
+                <w:i w:val="0"/>
+              </w:rPr>
+              <w:t>T60</w:t>
+            </w:r>
+          </w:p>
+        </w:tc>
+        <w:tc>
+          <w:tcPr>
+            <w:tcW w:type="dxa" w:w="3296"/>
+          </w:tcPr>
+          <w:p>
+            <w:r/>
+            <w:r>
+              <w:rPr>
+                <w:b w:val="0"/>
+                <w:i w:val="0"/>
+              </w:rPr>
+              <w:t>AUC estándar medio de los niveles 1 y 2b</w:t>
+            </w:r>
+          </w:p>
+        </w:tc>
+        <w:tc>
+          <w:tcPr>
+            <w:tcW w:type="dxa" w:w="2020"/>
+          </w:tcPr>
+          <w:p>
+            <w:r/>
+            <w:r>
+              <w:rPr>
+                <w:b w:val="0"/>
+                <w:i w:val="0"/>
+              </w:rPr>
+              <w:t>0.9013 / 0.93</w:t>
+            </w:r>
+          </w:p>
+        </w:tc>
+        <w:tc>
+          <w:tcPr>
+            <w:tcW w:type="dxa" w:w="3296"/>
+          </w:tcPr>
+          <w:p>
+            <w:r/>
+            <w:r>
+              <w:rPr>
+                <w:rFonts w:ascii="Menlo" w:hAnsi="Menlo"/>
+                <w:b w:val="0"/>
+                <w:i w:val="0"/>
+                <w:sz w:val="17"/>
+              </w:rPr>
+              <w:t>modelado-baseline.json</w:t>
+            </w:r>
+            <w:r>
+              <w:rPr>
+                <w:b w:val="0"/>
+                <w:i w:val="0"/>
+              </w:rPr>
+              <w:t xml:space="preserve"> → </w:t>
+            </w:r>
+            <w:r>
+              <w:rPr>
+                <w:rFonts w:ascii="Menlo" w:hAnsi="Menlo"/>
+                <w:b w:val="0"/>
+                <w:i w:val="0"/>
+                <w:sz w:val="17"/>
+              </w:rPr>
+              <w:t>nivel_1_....auc_estandar_media</w:t>
+            </w:r>
+            <w:r>
+              <w:rPr>
+                <w:b w:val="0"/>
+                <w:i w:val="0"/>
+              </w:rPr>
+              <w:t xml:space="preserve">, </w:t>
+            </w:r>
+            <w:r>
+              <w:rPr>
+                <w:rFonts w:ascii="Menlo" w:hAnsi="Menlo"/>
+                <w:b w:val="0"/>
+                <w:i w:val="0"/>
+                <w:sz w:val="17"/>
+              </w:rPr>
+              <w:t>nivel_2b_....auc_estandar_media</w:t>
+            </w:r>
+          </w:p>
+        </w:tc>
+      </w:tr>
+      <w:tr>
+        <w:tc>
+          <w:tcPr>
+            <w:tcW w:type="dxa" w:w="1037"/>
+          </w:tcPr>
+          <w:p>
+            <w:r/>
+            <w:r>
+              <w:rPr>
+                <w:b w:val="0"/>
+                <w:i w:val="0"/>
+              </w:rPr>
+              <w:t>T61</w:t>
+            </w:r>
+          </w:p>
+        </w:tc>
+        <w:tc>
+          <w:tcPr>
+            <w:tcW w:type="dxa" w:w="3296"/>
+          </w:tcPr>
+          <w:p>
+            <w:r/>
+            <w:r>
+              <w:rPr>
+                <w:b w:val="0"/>
+                <w:i w:val="0"/>
+              </w:rPr>
+              <w:t>AUC estándar del nivel 2a en cada fold</w:t>
+            </w:r>
+          </w:p>
+        </w:tc>
+        <w:tc>
+          <w:tcPr>
+            <w:tcW w:type="dxa" w:w="2020"/>
+          </w:tcPr>
+          <w:p>
+            <w:r/>
+            <w:r>
+              <w:rPr>
+                <w:b w:val="0"/>
+                <w:i w:val="0"/>
+              </w:rPr>
+              <w:t>0.6685, 0.7095, 0.5208, 0.6174, 0.5632</w:t>
+            </w:r>
+          </w:p>
+        </w:tc>
+        <w:tc>
+          <w:tcPr>
+            <w:tcW w:type="dxa" w:w="3296"/>
+          </w:tcPr>
+          <w:p>
+            <w:r/>
+            <w:r>
+              <w:rPr>
+                <w:rFonts w:ascii="Menlo" w:hAnsi="Menlo"/>
+                <w:b w:val="0"/>
+                <w:i w:val="0"/>
+                <w:sz w:val="17"/>
+              </w:rPr>
+              <w:t>modelado-baseline.json</w:t>
+            </w:r>
+            <w:r>
+              <w:rPr>
+                <w:b w:val="0"/>
+                <w:i w:val="0"/>
+              </w:rPr>
+              <w:t xml:space="preserve"> → </w:t>
+            </w:r>
+            <w:r>
+              <w:rPr>
+                <w:rFonts w:ascii="Menlo" w:hAnsi="Menlo"/>
+                <w:b w:val="0"/>
+                <w:i w:val="0"/>
+                <w:sz w:val="17"/>
+              </w:rPr>
+              <w:t>nivel_2a_....auc_estandar_por_fold</w:t>
+            </w:r>
+          </w:p>
+        </w:tc>
+      </w:tr>
+      <w:tr>
+        <w:tc>
+          <w:tcPr>
+            <w:tcW w:type="dxa" w:w="1037"/>
+          </w:tcPr>
+          <w:p>
+            <w:r/>
+            <w:r>
+              <w:rPr>
+                <w:b w:val="0"/>
+                <w:i w:val="0"/>
+              </w:rPr>
+              <w:t>T62</w:t>
+            </w:r>
+          </w:p>
+        </w:tc>
+        <w:tc>
+          <w:tcPr>
+            <w:tcW w:type="dxa" w:w="3296"/>
+          </w:tcPr>
+          <w:p>
+            <w:r/>
+            <w:r>
+              <w:rPr>
+                <w:b w:val="0"/>
+                <w:i w:val="0"/>
+              </w:rPr>
+              <w:t>Las escalas del AUC y del pAUC tienen azares distintos y no son comparables entre sí</w:t>
+            </w:r>
+          </w:p>
+        </w:tc>
+        <w:tc>
+          <w:tcPr>
+            <w:tcW w:type="dxa" w:w="2020"/>
+          </w:tcPr>
+          <w:p>
+            <w:r/>
+            <w:r>
+              <w:rPr>
+                <w:b w:val="0"/>
+                <w:i w:val="0"/>
+              </w:rPr>
+              <w:t>—</w:t>
+            </w:r>
+          </w:p>
+        </w:tc>
+        <w:tc>
+          <w:tcPr>
+            <w:tcW w:type="dxa" w:w="3296"/>
+          </w:tcPr>
+          <w:p>
+            <w:r/>
+            <w:r>
+              <w:rPr>
+                <w:rFonts w:ascii="Menlo" w:hAnsi="Menlo"/>
+                <w:b w:val="0"/>
+                <w:i w:val="0"/>
+                <w:sz w:val="17"/>
+              </w:rPr>
+              <w:t>modelado-baseline.json</w:t>
+            </w:r>
+            <w:r>
+              <w:rPr>
+                <w:b w:val="0"/>
+                <w:i w:val="0"/>
+              </w:rPr>
+              <w:t xml:space="preserve"> → </w:t>
+            </w:r>
+            <w:r>
+              <w:rPr>
+                <w:rFonts w:ascii="Menlo" w:hAnsi="Menlo"/>
+                <w:b w:val="0"/>
+                <w:i w:val="0"/>
+                <w:sz w:val="17"/>
+              </w:rPr>
+              <w:t>nivel_0_....nota</w:t>
             </w:r>
           </w:p>
         </w:tc>
@@ -11022,7 +13065,7 @@
           <w:b w:val="0"/>
           <w:i w:val="0"/>
         </w:rPr>
-        <w:t>10.3 Cifras deliberadamente ausentes</w:t>
+        <w:t>10.3 Cifras que estaban ausentes y ya no lo están</w:t>
       </w:r>
     </w:p>
     <w:p>
@@ -11034,7 +13077,7 @@
           <w:b w:val="0"/>
           <w:i w:val="0"/>
         </w:rPr>
-        <w:t xml:space="preserve">Dos números que aparecerían de forma natural en la sección 7 no se citan, porque proceden de un diagnóstico auxiliar y no están en ningún archivo de </w:t>
+        <w:t xml:space="preserve">Una versión anterior de este anexo declaraba dos números deliberadamente ausentes: el AUC convencional de los niveles 2a y 2b. Procedían de un diagnóstico auxiliar, no estaban en ningún archivo de </w:t>
       </w:r>
       <w:r>
         <w:rPr>
@@ -11050,7 +13093,7 @@
           <w:b w:val="0"/>
           <w:i w:val="0"/>
         </w:rPr>
-        <w:t xml:space="preserve">: el AUC convencional de los niveles 2a y 2b. La regla de trazabilidad no admite excepciones por conveniencia narrativa. Se señala como mejora pendiente del instrumento </w:t>
+        <w:t xml:space="preserve">, y la regla de trazabilidad no admite excepciones por conveniencia narrativa — así que el contraste entre métricas de la sección 7.3 hubo de argumentarse en términos cualitativos. Se anotó entonces como mejora pendiente del instrumento </w:t>
       </w:r>
       <w:r>
         <w:rPr>
@@ -11066,7 +13109,189 @@
           <w:b w:val="0"/>
           <w:i w:val="0"/>
         </w:rPr>
-        <w:t>: si el AUC estándar de cada nivel se incorporara a su salida, el contraste entre métricas podría argumentarse con cifras en vez de en términos cualitativos.</w:t>
+        <w:t>.</w:t>
+      </w:r>
+    </w:p>
+    <w:p>
+      <w:pPr>
+        <w:jc w:val="both"/>
+      </w:pPr>
+      <w:r>
+        <w:rPr>
+          <w:b w:val="0"/>
+          <w:i w:val="0"/>
+        </w:rPr>
+        <w:t xml:space="preserve">La mejora se implementó. El AUC estándar de cada nivel está hoy en </w:t>
+      </w:r>
+      <w:r>
+        <w:rPr>
+          <w:rFonts w:ascii="Menlo" w:hAnsi="Menlo"/>
+          <w:b w:val="0"/>
+          <w:i w:val="0"/>
+          <w:sz w:val="19"/>
+        </w:rPr>
+        <w:t>modelado-baseline.json</w:t>
+      </w:r>
+      <w:r>
+        <w:rPr>
+          <w:b w:val="0"/>
+          <w:i w:val="0"/>
+        </w:rPr>
+        <w:t xml:space="preserve"> → </w:t>
+      </w:r>
+      <w:r>
+        <w:rPr>
+          <w:rFonts w:ascii="Menlo" w:hAnsi="Menlo"/>
+          <w:b w:val="0"/>
+          <w:i w:val="0"/>
+          <w:sz w:val="19"/>
+        </w:rPr>
+        <w:t>nivel_*.auc_estandar_media</w:t>
+      </w:r>
+      <w:r>
+        <w:rPr>
+          <w:b w:val="0"/>
+          <w:i w:val="0"/>
+        </w:rPr>
+        <w:t xml:space="preserve"> y </w:t>
+      </w:r>
+      <w:r>
+        <w:rPr>
+          <w:rFonts w:ascii="Menlo" w:hAnsi="Menlo"/>
+          <w:b w:val="0"/>
+          <w:i w:val="0"/>
+          <w:sz w:val="19"/>
+        </w:rPr>
+        <w:t>nivel_*.auc_estandar_por_fold</w:t>
+      </w:r>
+      <w:r>
+        <w:rPr>
+          <w:b w:val="0"/>
+          <w:i w:val="0"/>
+        </w:rPr>
+        <w:t xml:space="preserve"> </w:t>
+      </w:r>
+      <w:r>
+        <w:rPr>
+          <w:rFonts w:ascii="Menlo" w:hAnsi="Menlo"/>
+          <w:b w:val="0"/>
+          <w:i w:val="0"/>
+          <w:sz w:val="19"/>
+        </w:rPr>
+        <w:t>[T59]</w:t>
+      </w:r>
+      <w:r>
+        <w:rPr>
+          <w:b w:val="0"/>
+          <w:i w:val="0"/>
+        </w:rPr>
+        <w:t xml:space="preserve"> </w:t>
+      </w:r>
+      <w:r>
+        <w:rPr>
+          <w:rFonts w:ascii="Menlo" w:hAnsi="Menlo"/>
+          <w:b w:val="0"/>
+          <w:i w:val="0"/>
+          <w:sz w:val="19"/>
+        </w:rPr>
+        <w:t>[T60]</w:t>
+      </w:r>
+      <w:r>
+        <w:rPr>
+          <w:b w:val="0"/>
+          <w:i w:val="0"/>
+        </w:rPr>
+        <w:t xml:space="preserve"> </w:t>
+      </w:r>
+      <w:r>
+        <w:rPr>
+          <w:rFonts w:ascii="Menlo" w:hAnsi="Menlo"/>
+          <w:b w:val="0"/>
+          <w:i w:val="0"/>
+          <w:sz w:val="19"/>
+        </w:rPr>
+        <w:t>[T61]</w:t>
+      </w:r>
+      <w:r>
+        <w:rPr>
+          <w:b w:val="0"/>
+          <w:i w:val="0"/>
+        </w:rPr>
+        <w:t>, y el contraste se argumenta con cifras.</w:t>
+      </w:r>
+    </w:p>
+    <w:p>
+      <w:pPr>
+        <w:jc w:val="both"/>
+      </w:pPr>
+      <w:r>
+        <w:rPr>
+          <w:b w:val="0"/>
+          <w:i w:val="0"/>
+        </w:rPr>
+        <w:t xml:space="preserve">Queda el registro de un defecto que esa medición hizo visible. Mientras el valor no existía, un AUC de 0,6685 llegó a atribuirse al nivel 2a en su conjunto; se retiró al verificar que no tenía respaldo en </w:t>
+      </w:r>
+      <w:r>
+        <w:rPr>
+          <w:rFonts w:ascii="Menlo" w:hAnsi="Menlo"/>
+          <w:b w:val="0"/>
+          <w:i w:val="0"/>
+          <w:sz w:val="19"/>
+        </w:rPr>
+        <w:t>outputs/</w:t>
+      </w:r>
+      <w:r>
+        <w:rPr>
+          <w:b w:val="0"/>
+          <w:i w:val="0"/>
+        </w:rPr>
+        <w:t xml:space="preserve">. Medido ya el AUC por fold, resulta que 0,6685 es el del </w:t>
+      </w:r>
+      <w:r>
+        <w:rPr>
+          <w:b/>
+          <w:i w:val="0"/>
+        </w:rPr>
+        <w:t>primer fold</w:t>
+      </w:r>
+      <w:r>
+        <w:rPr>
+          <w:b w:val="0"/>
+          <w:i w:val="0"/>
+        </w:rPr>
+        <w:t xml:space="preserve"> </w:t>
+      </w:r>
+      <w:r>
+        <w:rPr>
+          <w:rFonts w:ascii="Menlo" w:hAnsi="Menlo"/>
+          <w:b w:val="0"/>
+          <w:i w:val="0"/>
+          <w:sz w:val="19"/>
+        </w:rPr>
+        <w:t>[T61]</w:t>
+      </w:r>
+      <w:r>
+        <w:rPr>
+          <w:b w:val="0"/>
+          <w:i w:val="0"/>
+        </w:rPr>
+        <w:t xml:space="preserve">, no el del modelo, cuyo valor es 0,6159 </w:t>
+      </w:r>
+      <w:r>
+        <w:rPr>
+          <w:rFonts w:ascii="Menlo" w:hAnsi="Menlo"/>
+          <w:b w:val="0"/>
+          <w:i w:val="0"/>
+          <w:sz w:val="19"/>
+        </w:rPr>
+        <w:t>[T59]</w:t>
+      </w:r>
+      <w:r>
+        <w:rPr>
+          <w:b w:val="0"/>
+          <w:i w:val="0"/>
+        </w:rPr>
+        <w:t>. El número era real y estaba mal atribuido: ése es exactamente el modo de fallo que la regla de trazabilidad existe para atrapar, y la verificación lo atrapó sin necesidad de que nadie recordara de dónde había salido la cifra.</w:t>
       </w:r>
     </w:p>
     <w:p>
@@ -11099,7 +13324,7 @@
           <w:b w:val="0"/>
           <w:i w:val="0"/>
         </w:rPr>
-        <w:t xml:space="preserve"> compara todo número del informe contra los valores presentes en </w:t>
+        <w:t xml:space="preserve"> extrae todo número de este borrador y comprueba que tenga respaldo en </w:t>
       </w:r>
       <w:r>
         <w:rPr>
@@ -11115,7 +13340,19 @@
           <w:b w:val="0"/>
           <w:i w:val="0"/>
         </w:rPr>
-        <w:t xml:space="preserve">. Señaló siete sin respaldo exacto. Dos eran defectos reales del borrador y se corrigieron: un promedio redondeado a "casi 385" cuando la cifra medida es 384,89 </w:t>
+        <w:t>. Lo que el verificador señala no es una lista de errores: es una lista de cosas que un humano tiene que mirar. Esta sección es ese examen, hecho una por una.</w:t>
+      </w:r>
+    </w:p>
+    <w:p>
+      <w:pPr>
+        <w:jc w:val="both"/>
+      </w:pPr>
+      <w:r>
+        <w:rPr>
+          <w:b w:val="0"/>
+          <w:i w:val="0"/>
+        </w:rPr>
+        <w:t xml:space="preserve">Dos señalamientos fueron defectos reales del borrador y se corrigieron: un promedio redondeado a "casi 385" cuando la cifra medida es 384,89 </w:t>
       </w:r>
       <w:r>
         <w:rPr>
@@ -11147,7 +13384,93 @@
           <w:b w:val="0"/>
           <w:i w:val="0"/>
         </w:rPr>
-        <w:t>. Los cinco restantes se justifican:</w:t>
+        <w:t>.</w:t>
+      </w:r>
+    </w:p>
+    <w:p>
+      <w:pPr>
+        <w:jc w:val="both"/>
+      </w:pPr>
+      <w:r>
+        <w:rPr>
+          <w:b w:val="0"/>
+          <w:i w:val="0"/>
+        </w:rPr>
+        <w:t xml:space="preserve">Los porcentajes que el informe usa como </w:t>
+      </w:r>
+      <w:r>
+        <w:rPr>
+          <w:b/>
+          <w:i w:val="0"/>
+        </w:rPr>
+        <w:t>parámetros del método</w:t>
+      </w:r>
+      <w:r>
+        <w:rPr>
+          <w:b w:val="0"/>
+          <w:i w:val="0"/>
+        </w:rPr>
+        <w:t xml:space="preserve"> y no como mediciones —el umbral de sensibilidad del pAUC </w:t>
+      </w:r>
+      <w:r>
+        <w:rPr>
+          <w:rFonts w:ascii="Menlo" w:hAnsi="Menlo"/>
+          <w:b w:val="0"/>
+          <w:i w:val="0"/>
+          <w:sz w:val="19"/>
+        </w:rPr>
+        <w:t>[E1]</w:t>
+      </w:r>
+      <w:r>
+        <w:rPr>
+          <w:b w:val="0"/>
+          <w:i w:val="0"/>
+        </w:rPr>
+        <w:t xml:space="preserve">, el umbral rival del esquema de premios </w:t>
+      </w:r>
+      <w:r>
+        <w:rPr>
+          <w:rFonts w:ascii="Menlo" w:hAnsi="Menlo"/>
+          <w:b w:val="0"/>
+          <w:i w:val="0"/>
+          <w:sz w:val="19"/>
+        </w:rPr>
+        <w:t>[E7]</w:t>
+      </w:r>
+      <w:r>
+        <w:rPr>
+          <w:b w:val="0"/>
+          <w:i w:val="0"/>
+        </w:rPr>
+        <w:t xml:space="preserve">, el nivel de confianza de los intervalos— los excluye el verificador por una lista declarada, y los reporta aparte en </w:t>
+      </w:r>
+      <w:r>
+        <w:rPr>
+          <w:rFonts w:ascii="Menlo" w:hAnsi="Menlo"/>
+          <w:b w:val="0"/>
+          <w:i w:val="0"/>
+          <w:sz w:val="19"/>
+        </w:rPr>
+        <w:t>porcentajes_de_metodo_excluidos</w:t>
+      </w:r>
+      <w:r>
+        <w:rPr>
+          <w:b w:val="0"/>
+          <w:i w:val="0"/>
+        </w:rPr>
+        <w:t>. No se cuentan como señalados porque el informe no los afirma como resultados propios.</w:t>
+      </w:r>
+    </w:p>
+    <w:p>
+      <w:pPr>
+        <w:jc w:val="both"/>
+      </w:pPr>
+      <w:r>
+        <w:rPr>
+          <w:b w:val="0"/>
+          <w:i w:val="0"/>
+        </w:rPr>
+        <w:t>Los que quedan señalados, y por qué:</w:t>
       </w:r>
     </w:p>
     <w:tbl>
@@ -11242,7 +13565,7 @@
                 <w:b w:val="0"/>
                 <w:i w:val="0"/>
               </w:rPr>
-              <w:t>44%</w:t>
+              <w:t>15 líneas</w:t>
             </w:r>
           </w:p>
         </w:tc>
@@ -11257,7 +13580,7 @@
                 <w:b w:val="0"/>
                 <w:i w:val="0"/>
               </w:rPr>
-              <w:t>7.1</w:t>
+              <w:t>§3.1</w:t>
             </w:r>
           </w:p>
         </w:tc>
@@ -11272,7 +13595,7 @@
                 <w:b w:val="0"/>
                 <w:i w:val="0"/>
               </w:rPr>
-              <w:t xml:space="preserve">Derivación ilustrativa, no un resultado: es dónde caería un pAUC hipotético de 0,10 en el recorrido azar→perfecto, calculada a partir de </w:t>
+              <w:t xml:space="preserve">Restricción de diseño de las skills, fijada en </w:t>
             </w:r>
             <w:r>
               <w:rPr>
@@ -11281,30 +13604,14 @@
                 <w:i w:val="0"/>
                 <w:sz w:val="17"/>
               </w:rPr>
-              <w:t>[T33]</w:t>
-            </w:r>
-            <w:r>
-              <w:rPr>
-                <w:b w:val="0"/>
-                <w:i w:val="0"/>
-              </w:rPr>
-              <w:t xml:space="preserve"> y </w:t>
-            </w:r>
-            <w:r>
-              <w:rPr>
-                <w:rFonts w:ascii="Menlo" w:hAnsi="Menlo"/>
-                <w:b w:val="0"/>
-                <w:i w:val="0"/>
-                <w:sz w:val="17"/>
-              </w:rPr>
-              <w:t>[T34]</w:t>
-            </w:r>
-            <w:r>
-              <w:rPr>
-                <w:b w:val="0"/>
-                <w:i w:val="0"/>
-              </w:rPr>
-              <w:t>. Ningún modelo del proyecto obtuvo ese valor.</w:t>
+              <w:t>CLAUDE.md</w:t>
+            </w:r>
+            <w:r>
+              <w:rPr>
+                <w:b w:val="0"/>
+                <w:i w:val="0"/>
+              </w:rPr>
+              <w:t>. Es una regla del proyecto, no una magnitud medida: ningún script la produce.</w:t>
             </w:r>
           </w:p>
         </w:tc>
@@ -11321,7 +13628,7 @@
                 <w:b w:val="0"/>
                 <w:i w:val="0"/>
               </w:rPr>
-              <w:t>33,8% (×3)</w:t>
+              <w:t>200 casos</w:t>
             </w:r>
           </w:p>
         </w:tc>
@@ -11336,7 +13643,7 @@
                 <w:b w:val="0"/>
                 <w:i w:val="0"/>
               </w:rPr>
-              <w:t>7.2, 7.3, 9</w:t>
+              <w:t>§3.4</w:t>
             </w:r>
           </w:p>
         </w:tc>
@@ -11351,7 +13658,7 @@
                 <w:b w:val="0"/>
                 <w:i w:val="0"/>
               </w:rPr>
-              <w:t xml:space="preserve">Está en </w:t>
+              <w:t xml:space="preserve">Tamaño de la comprobación de la métrica contra el script del organizador </w:t>
             </w:r>
             <w:r>
               <w:rPr>
@@ -11360,94 +13667,14 @@
                 <w:i w:val="0"/>
                 <w:sz w:val="17"/>
               </w:rPr>
-              <w:t>outputs/modelado-baseline.md</w:t>
-            </w:r>
-            <w:r>
-              <w:rPr>
-                <w:b w:val="0"/>
-                <w:i w:val="0"/>
-              </w:rPr>
-              <w:t xml:space="preserve">, no en el </w:t>
-            </w:r>
-            <w:r>
-              <w:rPr>
-                <w:rFonts w:ascii="Menlo" w:hAnsi="Menlo"/>
-                <w:b w:val="0"/>
-                <w:i w:val="0"/>
-                <w:sz w:val="17"/>
-              </w:rPr>
-              <w:t>.json</w:t>
-            </w:r>
-            <w:r>
-              <w:rPr>
-                <w:b w:val="0"/>
-                <w:i w:val="0"/>
-              </w:rPr>
-              <w:t xml:space="preserve">: el porcentaje del recorrido lo calcula el instrumento al redactar su resumen. El script solo lee archivos </w:t>
-            </w:r>
-            <w:r>
-              <w:rPr>
-                <w:rFonts w:ascii="Menlo" w:hAnsi="Menlo"/>
-                <w:b w:val="0"/>
-                <w:i w:val="0"/>
-                <w:sz w:val="17"/>
-              </w:rPr>
-              <w:t>.json</w:t>
-            </w:r>
-            <w:r>
-              <w:rPr>
-                <w:b w:val="0"/>
-                <w:i w:val="0"/>
-              </w:rPr>
-              <w:t xml:space="preserve">, y esa es una limitación suya, no una cifra sin origen. Es reproducible desde </w:t>
-            </w:r>
-            <w:r>
-              <w:rPr>
-                <w:rFonts w:ascii="Menlo" w:hAnsi="Menlo"/>
-                <w:b w:val="0"/>
-                <w:i w:val="0"/>
-                <w:sz w:val="17"/>
-              </w:rPr>
-              <w:t>[T35]</w:t>
-            </w:r>
-            <w:r>
-              <w:rPr>
-                <w:b w:val="0"/>
-                <w:i w:val="0"/>
-              </w:rPr>
-              <w:t xml:space="preserve">, </w:t>
-            </w:r>
-            <w:r>
-              <w:rPr>
-                <w:rFonts w:ascii="Menlo" w:hAnsi="Menlo"/>
-                <w:b w:val="0"/>
-                <w:i w:val="0"/>
-                <w:sz w:val="17"/>
-              </w:rPr>
-              <w:t>[T33]</w:t>
-            </w:r>
-            <w:r>
-              <w:rPr>
-                <w:b w:val="0"/>
-                <w:i w:val="0"/>
-              </w:rPr>
-              <w:t xml:space="preserve"> y </w:t>
-            </w:r>
-            <w:r>
-              <w:rPr>
-                <w:rFonts w:ascii="Menlo" w:hAnsi="Menlo"/>
-                <w:b w:val="0"/>
-                <w:i w:val="0"/>
-                <w:sz w:val="17"/>
-              </w:rPr>
-              <w:t>[T34]</w:t>
-            </w:r>
-            <w:r>
-              <w:rPr>
-                <w:b w:val="0"/>
-                <w:i w:val="0"/>
-              </w:rPr>
-              <w:t>.</w:t>
+              <w:t>[E3]</w:t>
+            </w:r>
+            <w:r>
+              <w:rPr>
+                <w:b w:val="0"/>
+                <w:i w:val="0"/>
+              </w:rPr>
+              <w:t>. Es un detalle del procedimiento de verificación, no un resultado del modelado.</w:t>
             </w:r>
           </w:p>
         </w:tc>
@@ -11464,7 +13691,7 @@
                 <w:b w:val="0"/>
                 <w:i w:val="0"/>
               </w:rPr>
-              <w:t>88%</w:t>
+              <w:t>80/20</w:t>
             </w:r>
           </w:p>
         </w:tc>
@@ -11479,7 +13706,7 @@
                 <w:b w:val="0"/>
                 <w:i w:val="0"/>
               </w:rPr>
-              <w:t>8, punto 6</w:t>
+              <w:t>§5.3</w:t>
             </w:r>
           </w:p>
         </w:tc>
@@ -11494,23 +13721,21 @@
                 <w:b w:val="0"/>
                 <w:i w:val="0"/>
               </w:rPr>
-              <w:t xml:space="preserve">Externa por naturaleza: es el umbral del esquema de premios del organizador, no un resultado de este proyecto. Trazable a </w:t>
-            </w:r>
-            <w:r>
-              <w:rPr>
-                <w:rFonts w:ascii="Menlo" w:hAnsi="Menlo"/>
-                <w:b w:val="0"/>
-                <w:i w:val="0"/>
-                <w:sz w:val="17"/>
-              </w:rPr>
-              <w:t>[E7]</w:t>
-            </w:r>
-            <w:r>
-              <w:rPr>
-                <w:b w:val="0"/>
-                <w:i w:val="0"/>
-              </w:rPr>
-              <w:t>.</w:t>
+              <w:t xml:space="preserve">Proporción de la partición aleatoria que el instrumento corre </w:t>
+            </w:r>
+            <w:r>
+              <w:rPr>
+                <w:b/>
+                <w:i w:val="0"/>
+              </w:rPr>
+              <w:t>para mostrar que no debe usarse</w:t>
+            </w:r>
+            <w:r>
+              <w:rPr>
+                <w:b w:val="0"/>
+                <w:i w:val="0"/>
+              </w:rPr>
+              <w:t>. Es la convención de tutorial que la sección critica, no un parámetro del diseño adoptado.</w:t>
             </w:r>
           </w:p>
         </w:tc>
@@ -11527,7 +13752,7 @@
                 <w:b w:val="0"/>
                 <w:i w:val="0"/>
               </w:rPr>
-              <w:t>95%</w:t>
+              <w:t>57.000 lesiones</w:t>
             </w:r>
           </w:p>
         </w:tc>
@@ -11542,7 +13767,7 @@
                 <w:b w:val="0"/>
                 <w:i w:val="0"/>
               </w:rPr>
-              <w:t>7.4</w:t>
+              <w:t>§6.3</w:t>
             </w:r>
           </w:p>
         </w:tc>
@@ -11557,7 +13782,23 @@
                 <w:b w:val="0"/>
                 <w:i w:val="0"/>
               </w:rPr>
-              <w:t>Nivel de confianza convencional del intervalo, no una magnitud medida.</w:t>
+              <w:t xml:space="preserve">Cifra externa, del artículo que describe la metadata </w:t>
+            </w:r>
+            <w:r>
+              <w:rPr>
+                <w:rFonts w:ascii="Menlo" w:hAnsi="Menlo"/>
+                <w:b w:val="0"/>
+                <w:i w:val="0"/>
+                <w:sz w:val="17"/>
+              </w:rPr>
+              <w:t>[E5]</w:t>
+            </w:r>
+            <w:r>
+              <w:rPr>
+                <w:b w:val="0"/>
+                <w:i w:val="0"/>
+              </w:rPr>
+              <w:t>, citada dentro de un supuesto declarado. No procede de este proyecto.</w:t>
             </w:r>
           </w:p>
         </w:tc>
@@ -11574,21 +13815,7 @@
                 <w:b w:val="0"/>
                 <w:i w:val="0"/>
               </w:rPr>
-              <w:t xml:space="preserve">Diferencias por fold, su media (0,0120), su desviación (0,0160) y el intervalo </w:t>
-            </w:r>
-            <w:r>
-              <w:rPr>
-                <w:b w:val="0"/>
-                <w:i/>
-              </w:rPr>
-              <w:t>t</w:t>
-            </w:r>
-            <w:r>
-              <w:rPr>
-                <w:b w:val="0"/>
-                <w:i w:val="0"/>
-              </w:rPr>
-              <w:t xml:space="preserve"> (−0,008 a +0,032)</w:t>
+              <w:t>0,44</w:t>
             </w:r>
           </w:p>
         </w:tc>
@@ -11603,7 +13830,7 @@
                 <w:b w:val="0"/>
                 <w:i w:val="0"/>
               </w:rPr>
-              <w:t>7.4</w:t>
+              <w:t>§7.1</w:t>
             </w:r>
           </w:p>
         </w:tc>
@@ -11618,6 +13845,176 @@
                 <w:b w:val="0"/>
                 <w:i w:val="0"/>
               </w:rPr>
+              <w:t xml:space="preserve">Derivación ilustrativa: es dónde caería en la escala un pAUC hipotético de 0,10, calculada desde </w:t>
+            </w:r>
+            <w:r>
+              <w:rPr>
+                <w:rFonts w:ascii="Menlo" w:hAnsi="Menlo"/>
+                <w:b w:val="0"/>
+                <w:i w:val="0"/>
+                <w:sz w:val="17"/>
+              </w:rPr>
+              <w:t>[T33]</w:t>
+            </w:r>
+            <w:r>
+              <w:rPr>
+                <w:b w:val="0"/>
+                <w:i w:val="0"/>
+              </w:rPr>
+              <w:t xml:space="preserve"> y </w:t>
+            </w:r>
+            <w:r>
+              <w:rPr>
+                <w:rFonts w:ascii="Menlo" w:hAnsi="Menlo"/>
+                <w:b w:val="0"/>
+                <w:i w:val="0"/>
+                <w:sz w:val="17"/>
+              </w:rPr>
+              <w:t>[T34]</w:t>
+            </w:r>
+            <w:r>
+              <w:rPr>
+                <w:b w:val="0"/>
+                <w:i w:val="0"/>
+              </w:rPr>
+              <w:t>. Ningún modelo del proyecto obtuvo ese valor.</w:t>
+            </w:r>
+          </w:p>
+        </w:tc>
+      </w:tr>
+      <w:tr>
+        <w:tc>
+          <w:tcPr>
+            <w:tcW w:type="dxa" w:w="4306"/>
+          </w:tcPr>
+          <w:p>
+            <w:r/>
+            <w:r>
+              <w:rPr>
+                <w:b w:val="0"/>
+                <w:i w:val="0"/>
+              </w:rPr>
+              <w:t>11 columnas</w:t>
+            </w:r>
+          </w:p>
+        </w:tc>
+        <w:tc>
+          <w:tcPr>
+            <w:tcW w:type="dxa" w:w="1037"/>
+          </w:tcPr>
+          <w:p>
+            <w:r/>
+            <w:r>
+              <w:rPr>
+                <w:b w:val="0"/>
+                <w:i w:val="0"/>
+              </w:rPr>
+              <w:t>§10.1</w:t>
+            </w:r>
+          </w:p>
+        </w:tc>
+        <w:tc>
+          <w:tcPr>
+            <w:tcW w:type="dxa" w:w="4306"/>
+          </w:tcPr>
+          <w:p>
+            <w:r/>
+            <w:r>
+              <w:rPr>
+                <w:b w:val="0"/>
+                <w:i w:val="0"/>
+              </w:rPr>
+              <w:t xml:space="preserve">Es la </w:t>
+            </w:r>
+            <w:r>
+              <w:rPr>
+                <w:b/>
+                <w:i w:val="0"/>
+              </w:rPr>
+              <w:t>longitud</w:t>
+            </w:r>
+            <w:r>
+              <w:rPr>
+                <w:b w:val="0"/>
+                <w:i w:val="0"/>
+              </w:rPr>
+              <w:t xml:space="preserve"> de la lista </w:t>
+            </w:r>
+            <w:r>
+              <w:rPr>
+                <w:rFonts w:ascii="Menlo" w:hAnsi="Menlo"/>
+                <w:b w:val="0"/>
+                <w:i w:val="0"/>
+                <w:sz w:val="17"/>
+              </w:rPr>
+              <w:t>columnas_solo_en_train</w:t>
+            </w:r>
+            <w:r>
+              <w:rPr>
+                <w:b w:val="0"/>
+                <w:i w:val="0"/>
+              </w:rPr>
+              <w:t>, no un número almacenado. El verificador lee valores, no cuenta elementos. Limitación del instrumento, no cifra sin origen.</w:t>
+            </w:r>
+          </w:p>
+        </w:tc>
+      </w:tr>
+      <w:tr>
+        <w:tc>
+          <w:tcPr>
+            <w:tcW w:type="dxa" w:w="4306"/>
+          </w:tcPr>
+          <w:p>
+            <w:r/>
+            <w:r>
+              <w:rPr>
+                <w:b w:val="0"/>
+                <w:i w:val="0"/>
+              </w:rPr>
+              <w:t xml:space="preserve">Diferencias por fold, su media (0,0120), su desviación (0,0160) y el intervalo </w:t>
+            </w:r>
+            <w:r>
+              <w:rPr>
+                <w:b w:val="0"/>
+                <w:i/>
+              </w:rPr>
+              <w:t>t</w:t>
+            </w:r>
+            <w:r>
+              <w:rPr>
+                <w:b w:val="0"/>
+                <w:i w:val="0"/>
+              </w:rPr>
+              <w:t xml:space="preserve"> (−0,008 a +0,032)</w:t>
+            </w:r>
+          </w:p>
+        </w:tc>
+        <w:tc>
+          <w:tcPr>
+            <w:tcW w:type="dxa" w:w="1037"/>
+          </w:tcPr>
+          <w:p>
+            <w:r/>
+            <w:r>
+              <w:rPr>
+                <w:b w:val="0"/>
+                <w:i w:val="0"/>
+              </w:rPr>
+              <w:t>§7.4</w:t>
+            </w:r>
+          </w:p>
+        </w:tc>
+        <w:tc>
+          <w:tcPr>
+            <w:tcW w:type="dxa" w:w="4306"/>
+          </w:tcPr>
+          <w:p>
+            <w:r/>
+            <w:r>
+              <w:rPr>
+                <w:b w:val="0"/>
+                <w:i w:val="0"/>
+              </w:rPr>
               <w:t xml:space="preserve">Estadísticos derivados, calculados en este informe a partir de los pAUC por fold </w:t>
             </w:r>
             <w:r>
@@ -11666,29 +14063,39 @@
                 <w:b w:val="0"/>
                 <w:i w:val="0"/>
               </w:rPr>
-              <w:t xml:space="preserve">. La regla de trazabilidad exige que toda cifra provenga de </w:t>
-            </w:r>
-            <w:r>
-              <w:rPr>
-                <w:rFonts w:ascii="Menlo" w:hAnsi="Menlo"/>
-                <w:b w:val="0"/>
-                <w:i w:val="0"/>
-                <w:sz w:val="17"/>
-              </w:rPr>
-              <w:t>outputs/</w:t>
-            </w:r>
-            <w:r>
-              <w:rPr>
-                <w:b w:val="0"/>
-                <w:i w:val="0"/>
-              </w:rPr>
-              <w:t>; estas provienen de restar dos columnas que están allí. El cálculo es reproducible con los dos vectores del anexo y no requiere volver a entrenar nada.</w:t>
+              <w:t>. Provienen de restar dos columnas que están allí; el cálculo es reproducible con los dos vectores del anexo y no requiere volver a entrenar nada.</w:t>
             </w:r>
           </w:p>
         </w:tc>
       </w:tr>
     </w:tbl>
     <w:p/>
+    <w:p>
+      <w:pPr>
+        <w:jc w:val="both"/>
+      </w:pPr>
+      <w:r>
+        <w:rPr>
+          <w:b w:val="0"/>
+          <w:i w:val="0"/>
+        </w:rPr>
+        <w:t xml:space="preserve">Queda un residuo que conviene nombrar en vez de disimular: </w:t>
+      </w:r>
+      <w:r>
+        <w:rPr>
+          <w:b/>
+          <w:i w:val="0"/>
+        </w:rPr>
+        <w:t>esta misma sección duplica todos sus señalamientos</w:t>
+      </w:r>
+      <w:r>
+        <w:rPr>
+          <w:b w:val="0"/>
+          <w:i w:val="0"/>
+        </w:rPr>
+        <w:t>. Para justificar una cifra hay que volver a escribirla, así que cada fila de la tabla de arriba reaparece marcada, igual que las citas de los dos defectos ya corregidos. El verificador cuenta ocurrencias, no cifras distintas, y no distingue una afirmación de su propia auditoría. Es el precio de documentar la revisión dentro del documento revisado, y se prefiere a la alternativa de no dejar constancia.</w:t>
+      </w:r>
+    </w:p>
     <w:p>
       <w:pPr>
         <w:jc w:val="both"/>

--- a/informe/informe-final.docx
+++ b/informe/informe-final.docx
@@ -1206,7 +1206,7 @@
           <w:b w:val="0"/>
           <w:i w:val="0"/>
         </w:rPr>
-        <w:t xml:space="preserve"> El agente no cita de memoria las reglas de la competencia ni la definición de la métrica. Cuando Kaggle resultó ilegible —sus páginas se renderizan con JavaScript y no devuelven contenido a un cliente sin navegador— se resolvió con copias literales versionadas en </w:t>
+        <w:t xml:space="preserve"> El agente no cita de memoria las reglas de la competencia ni la definición de la métrica. Cuando Kaggle resultó ilegible —sus páginas se renderizan con JavaScript y no devuelven contenido a un cliente sin navegador— se resolvió tomando la fuente a mano y guardándola en </w:t>
       </w:r>
       <w:r>
         <w:rPr>
@@ -1222,7 +1222,7 @@
           <w:b w:val="0"/>
           <w:i w:val="0"/>
         </w:rPr>
-        <w:t>, no completando de memoria.</w:t>
+        <w:t xml:space="preserve"> —el texto completo o, si su licencia no lo permite, una ficha con las citas literales—, no completando de memoria.</w:t>
       </w:r>
     </w:p>
     <w:p>
@@ -12539,7 +12539,7 @@
           <w:b w:val="0"/>
           <w:i w:val="0"/>
         </w:rPr>
-        <w:t xml:space="preserve"> sino de fuentes primarias versionadas en </w:t>
+        <w:t xml:space="preserve"> sino de fuentes primarias —guardadas en </w:t>
       </w:r>
       <w:r>
         <w:rPr>
@@ -12555,7 +12555,7 @@
           <w:b w:val="0"/>
           <w:i w:val="0"/>
         </w:rPr>
-        <w:t xml:space="preserve"> o citadas por URL. Se separan a propósito: son contexto, no resultados medidos por este proyecto.</w:t>
+        <w:t xml:space="preserve"> como texto completo o como ficha con las citas literales, según su licencia— o citadas por URL. Se separan a propósito: son contexto, no resultados medidos por este proyecto.</w:t>
       </w:r>
     </w:p>
     <w:tbl>
@@ -12694,7 +12694,7 @@
                 <w:b w:val="0"/>
                 <w:i w:val="0"/>
               </w:rPr>
-              <w:t xml:space="preserve"> (copia literal de la página de evaluación de Kaggle, 2026-08-11)</w:t>
+              <w:t xml:space="preserve"> (ficha con las citas literales de la página de evaluación de Kaggle, 2026-08-11; texto completo solo en local, por su licencia)</w:t>
             </w:r>
           </w:p>
         </w:tc>
@@ -12797,7 +12797,7 @@
                 <w:b w:val="0"/>
                 <w:i w:val="0"/>
               </w:rPr>
-              <w:t xml:space="preserve"> (copia literal del script del organizador, 2026-08-11)</w:t>
+              <w:t xml:space="preserve"> (ficha con las líneas literales del script del organizador, 2026-08-11; texto completo solo en local, por su licencia)</w:t>
             </w:r>
           </w:p>
         </w:tc>
@@ -13049,7 +13049,7 @@
                 <w:b w:val="0"/>
                 <w:i w:val="0"/>
               </w:rPr>
-              <w:t xml:space="preserve"> (copia literal del README del repositorio de métricas del organizador, 2026-08-12)</w:t>
+              <w:t xml:space="preserve"> (ficha con las citas literales del README del repositorio de métricas del organizador, 2026-08-12; texto completo solo en local, por su licencia)</w:t>
             </w:r>
           </w:p>
         </w:tc>
